--- a/GDD/Shokis_Adventure_GDD.docx
+++ b/GDD/Shokis_Adventure_GDD.docx
@@ -290,11 +290,7 @@
       </w:pPr>
       <w:r>
         <w:rPr/>
-        <w:t xml:space="preserve">•  </w:t>
-      </w:r>
-      <w:r>
-        <w:rPr/>
-        <w:t>Turn-based tactical combat on an isometric 8×8 grid</w:t>
+        <w:t>•  Turn-based tactical combat on an isometric 8×8 grid</w:t>
       </w:r>
     </w:p>
     <w:p>
@@ -305,11 +301,7 @@
       </w:pPr>
       <w:r>
         <w:rPr/>
-        <w:t xml:space="preserve">•  </w:t>
-      </w:r>
-      <w:r>
-        <w:rPr/>
-        <w:t>Initiative-based turn order (d20 + speed)</w:t>
+        <w:t>•  Initiative-based turn order (d20 + speed)</w:t>
       </w:r>
     </w:p>
     <w:p>
@@ -320,11 +312,7 @@
       </w:pPr>
       <w:r>
         <w:rPr/>
-        <w:t xml:space="preserve">•  </w:t>
-      </w:r>
-      <w:r>
-        <w:rPr/>
-        <w:t>3 enemy archetypes — Soldier (melee grunt), Sniper (ranged), Heavy (high-HP melee)</w:t>
+        <w:t>•  3 enemy archetypes — Soldier (melee grunt), Sniper (ranged), Heavy (high-HP melee)</w:t>
       </w:r>
     </w:p>
     <w:p>
@@ -335,11 +323,7 @@
       </w:pPr>
       <w:r>
         <w:rPr/>
-        <w:t xml:space="preserve">•  </w:t>
-      </w:r>
-      <w:r>
-        <w:rPr/>
-        <w:t>3 recruitable companions — Drone (glass cannon), Brawler (tank), Trickster (acts twice)</w:t>
+        <w:t>•  3 recruitable companions — Drone (glass cannon), Brawler (tank), Trickster (acts twice)</w:t>
       </w:r>
     </w:p>
     <w:p>
@@ -350,11 +334,7 @@
       </w:pPr>
       <w:r>
         <w:rPr/>
-        <w:t xml:space="preserve">•  </w:t>
-      </w:r>
-      <w:r>
-        <w:rPr/>
-        <w:t>Enemy telegraph system — every attack and move shown one turn in advance</w:t>
+        <w:t>•  Enemy telegraph system — every attack and move shown one turn in advance</w:t>
       </w:r>
     </w:p>
     <w:p>
@@ -365,11 +345,7 @@
       </w:pPr>
       <w:r>
         <w:rPr/>
-        <w:t xml:space="preserve">•  </w:t>
-      </w:r>
-      <w:r>
-        <w:rPr/>
-        <w:t>Environmental traps that affect both player and enemies</w:t>
+        <w:t>•  Environmental traps that affect both player and enemies</w:t>
       </w:r>
     </w:p>
     <w:p>
@@ -380,11 +356,7 @@
       </w:pPr>
       <w:r>
         <w:rPr/>
-        <w:t xml:space="preserve">•  </w:t>
-      </w:r>
-      <w:r>
-        <w:rPr/>
-        <w:t>Permadeath companions + damage-multiplier upgrades stacked across the run</w:t>
+        <w:t>•  Permadeath companions + damage-multiplier upgrades stacked across the run</w:t>
       </w:r>
     </w:p>
     <w:p>
@@ -395,11 +367,7 @@
       </w:pPr>
       <w:r>
         <w:rPr/>
-        <w:t xml:space="preserve">•  </w:t>
-      </w:r>
-      <w:r>
-        <w:rPr/>
-        <w:t>Procedural room layout regenerated each wave</w:t>
+        <w:t>•  Procedural room layout regenerated each wave</w:t>
       </w:r>
     </w:p>
     <w:p>
@@ -1971,10 +1939,10 @@
         <w:rPr/>
         <w:t>Objectives</w:t>
       </w:r>
-      <w:r>
-        <w:rPr/>
-      </w:r>
       <w:bookmarkEnd w:id="19"/>
+      <w:r>
+        <w:rPr/>
+      </w:r>
       <w:commentRangeEnd w:id="2"/>
       <w:r>
         <w:commentReference w:id="2"/>
@@ -2087,10 +2055,10 @@
         <w:rPr/>
         <w:t>Physics</w:t>
       </w:r>
-      <w:r>
-        <w:rPr/>
-      </w:r>
       <w:bookmarkEnd w:id="22"/>
+      <w:r>
+        <w:rPr/>
+      </w:r>
       <w:commentRangeEnd w:id="5"/>
       <w:r>
         <w:commentReference w:id="5"/>
@@ -2249,7 +2217,7 @@
       </w:r>
       <w:r>
         <w:rPr/>
-        <w:t>Hits all 8 adjacent tiles. Higher damage. Forces close engagement.</w:t>
+        <w:t>Single-target adjacent hit at base. After 3 melee upgrades, evolves into a full 8-tile circle strike hitting every adjacent tile (Iteration 14). Higher damage. Forces close engagement.</w:t>
       </w:r>
     </w:p>
     <w:p>
@@ -2265,7 +2233,7 @@
       </w:r>
       <w:r>
         <w:rPr/>
-        <w:t>Cross-shaped splash at distance 2–4 (Iteration 10): full damage on the target tile, 50% to its four cardinal neighbours. Base damage 12. Safer positioning than melee, with its own scaling pattern capped below melee’s 8-tile ceiling.</w:t>
+        <w:t>Single-target at distance 2–4, base damage 12. After 3 ranged upgrades, evolves into a 3×3 blast centred on the landing tile — full damage to all 9 tiles (Iteration 14). Safer positioning than melee, with its own late-game AoE that rewards clustering.</w:t>
       </w:r>
     </w:p>
     <w:p>
@@ -2346,11 +2314,11 @@
       </w:tblPr>
       <w:tblGrid>
         <w:gridCol w:w="1500"/>
-        <w:gridCol w:w="899"/>
-        <w:gridCol w:w="901"/>
+        <w:gridCol w:w="898"/>
+        <w:gridCol w:w="902"/>
         <w:gridCol w:w="1200"/>
-        <w:gridCol w:w="1399"/>
-        <w:gridCol w:w="3461"/>
+        <w:gridCol w:w="1398"/>
+        <w:gridCol w:w="3462"/>
       </w:tblGrid>
       <w:tr>
         <w:trPr/>
@@ -2380,7 +2348,7 @@
         </w:tc>
         <w:tc>
           <w:tcPr>
-            <w:tcW w:w="899" w:type="dxa"/>
+            <w:tcW w:w="898" w:type="dxa"/>
             <w:tcBorders>
               <w:top w:val="single" w:sz="4" w:space="0" w:color="999999"/>
               <w:start w:val="single" w:sz="4" w:space="0" w:color="CCCCCC"/>
@@ -2404,7 +2372,7 @@
         </w:tc>
         <w:tc>
           <w:tcPr>
-            <w:tcW w:w="901" w:type="dxa"/>
+            <w:tcW w:w="902" w:type="dxa"/>
             <w:tcBorders>
               <w:top w:val="single" w:sz="4" w:space="0" w:color="999999"/>
               <w:start w:val="single" w:sz="4" w:space="0" w:color="CCCCCC"/>
@@ -2452,7 +2420,7 @@
         </w:tc>
         <w:tc>
           <w:tcPr>
-            <w:tcW w:w="1399" w:type="dxa"/>
+            <w:tcW w:w="1398" w:type="dxa"/>
             <w:tcBorders>
               <w:top w:val="single" w:sz="4" w:space="0" w:color="999999"/>
               <w:start w:val="single" w:sz="4" w:space="0" w:color="CCCCCC"/>
@@ -2476,7 +2444,7 @@
         </w:tc>
         <w:tc>
           <w:tcPr>
-            <w:tcW w:w="3461" w:type="dxa"/>
+            <w:tcW w:w="3462" w:type="dxa"/>
             <w:tcBorders>
               <w:top w:val="single" w:sz="4" w:space="0" w:color="999999"/>
               <w:start w:val="single" w:sz="4" w:space="0" w:color="CCCCCC"/>
@@ -2524,7 +2492,7 @@
         </w:tc>
         <w:tc>
           <w:tcPr>
-            <w:tcW w:w="899" w:type="dxa"/>
+            <w:tcW w:w="898" w:type="dxa"/>
             <w:tcBorders>
               <w:top w:val="single" w:sz="4" w:space="0" w:color="CCCCCC"/>
               <w:start w:val="single" w:sz="4" w:space="0" w:color="CCCCCC"/>
@@ -2545,7 +2513,7 @@
         </w:tc>
         <w:tc>
           <w:tcPr>
-            <w:tcW w:w="901" w:type="dxa"/>
+            <w:tcW w:w="902" w:type="dxa"/>
             <w:tcBorders>
               <w:top w:val="single" w:sz="4" w:space="0" w:color="CCCCCC"/>
               <w:start w:val="single" w:sz="4" w:space="0" w:color="CCCCCC"/>
@@ -2587,7 +2555,7 @@
         </w:tc>
         <w:tc>
           <w:tcPr>
-            <w:tcW w:w="1399" w:type="dxa"/>
+            <w:tcW w:w="1398" w:type="dxa"/>
             <w:tcBorders>
               <w:top w:val="single" w:sz="4" w:space="0" w:color="CCCCCC"/>
               <w:start w:val="single" w:sz="4" w:space="0" w:color="CCCCCC"/>
@@ -2608,7 +2576,7 @@
         </w:tc>
         <w:tc>
           <w:tcPr>
-            <w:tcW w:w="3461" w:type="dxa"/>
+            <w:tcW w:w="3462" w:type="dxa"/>
             <w:tcBorders>
               <w:top w:val="single" w:sz="4" w:space="0" w:color="CCCCCC"/>
               <w:start w:val="single" w:sz="4" w:space="0" w:color="CCCCCC"/>
@@ -2653,7 +2621,7 @@
         </w:tc>
         <w:tc>
           <w:tcPr>
-            <w:tcW w:w="899" w:type="dxa"/>
+            <w:tcW w:w="898" w:type="dxa"/>
             <w:tcBorders>
               <w:top w:val="single" w:sz="4" w:space="0" w:color="CCCCCC"/>
               <w:start w:val="single" w:sz="4" w:space="0" w:color="CCCCCC"/>
@@ -2674,7 +2642,7 @@
         </w:tc>
         <w:tc>
           <w:tcPr>
-            <w:tcW w:w="901" w:type="dxa"/>
+            <w:tcW w:w="902" w:type="dxa"/>
             <w:tcBorders>
               <w:top w:val="single" w:sz="4" w:space="0" w:color="CCCCCC"/>
               <w:start w:val="single" w:sz="4" w:space="0" w:color="CCCCCC"/>
@@ -2716,7 +2684,7 @@
         </w:tc>
         <w:tc>
           <w:tcPr>
-            <w:tcW w:w="1399" w:type="dxa"/>
+            <w:tcW w:w="1398" w:type="dxa"/>
             <w:tcBorders>
               <w:top w:val="single" w:sz="4" w:space="0" w:color="CCCCCC"/>
               <w:start w:val="single" w:sz="4" w:space="0" w:color="CCCCCC"/>
@@ -2737,7 +2705,7 @@
         </w:tc>
         <w:tc>
           <w:tcPr>
-            <w:tcW w:w="3461" w:type="dxa"/>
+            <w:tcW w:w="3462" w:type="dxa"/>
             <w:tcBorders>
               <w:top w:val="single" w:sz="4" w:space="0" w:color="CCCCCC"/>
               <w:start w:val="single" w:sz="4" w:space="0" w:color="CCCCCC"/>
@@ -2782,7 +2750,7 @@
         </w:tc>
         <w:tc>
           <w:tcPr>
-            <w:tcW w:w="899" w:type="dxa"/>
+            <w:tcW w:w="898" w:type="dxa"/>
             <w:tcBorders>
               <w:top w:val="single" w:sz="4" w:space="0" w:color="CCCCCC"/>
               <w:start w:val="single" w:sz="4" w:space="0" w:color="CCCCCC"/>
@@ -2803,7 +2771,7 @@
         </w:tc>
         <w:tc>
           <w:tcPr>
-            <w:tcW w:w="901" w:type="dxa"/>
+            <w:tcW w:w="902" w:type="dxa"/>
             <w:tcBorders>
               <w:top w:val="single" w:sz="4" w:space="0" w:color="CCCCCC"/>
               <w:start w:val="single" w:sz="4" w:space="0" w:color="CCCCCC"/>
@@ -2845,7 +2813,7 @@
         </w:tc>
         <w:tc>
           <w:tcPr>
-            <w:tcW w:w="1399" w:type="dxa"/>
+            <w:tcW w:w="1398" w:type="dxa"/>
             <w:tcBorders>
               <w:top w:val="single" w:sz="4" w:space="0" w:color="CCCCCC"/>
               <w:start w:val="single" w:sz="4" w:space="0" w:color="CCCCCC"/>
@@ -2866,7 +2834,7 @@
         </w:tc>
         <w:tc>
           <w:tcPr>
-            <w:tcW w:w="3461" w:type="dxa"/>
+            <w:tcW w:w="3462" w:type="dxa"/>
             <w:tcBorders>
               <w:top w:val="single" w:sz="4" w:space="0" w:color="CCCCCC"/>
               <w:start w:val="single" w:sz="4" w:space="0" w:color="CCCCCC"/>
@@ -2930,11 +2898,11 @@
       </w:tblPr>
       <w:tblGrid>
         <w:gridCol w:w="1500"/>
-        <w:gridCol w:w="899"/>
-        <w:gridCol w:w="901"/>
+        <w:gridCol w:w="898"/>
+        <w:gridCol w:w="902"/>
         <w:gridCol w:w="1200"/>
-        <w:gridCol w:w="1399"/>
-        <w:gridCol w:w="3461"/>
+        <w:gridCol w:w="1398"/>
+        <w:gridCol w:w="3462"/>
       </w:tblGrid>
       <w:tr>
         <w:trPr/>
@@ -2964,7 +2932,7 @@
         </w:tc>
         <w:tc>
           <w:tcPr>
-            <w:tcW w:w="899" w:type="dxa"/>
+            <w:tcW w:w="898" w:type="dxa"/>
             <w:tcBorders>
               <w:top w:val="single" w:sz="4" w:space="0" w:color="999999"/>
               <w:start w:val="single" w:sz="4" w:space="0" w:color="CCCCCC"/>
@@ -2988,7 +2956,7 @@
         </w:tc>
         <w:tc>
           <w:tcPr>
-            <w:tcW w:w="901" w:type="dxa"/>
+            <w:tcW w:w="902" w:type="dxa"/>
             <w:tcBorders>
               <w:top w:val="single" w:sz="4" w:space="0" w:color="999999"/>
               <w:start w:val="single" w:sz="4" w:space="0" w:color="CCCCCC"/>
@@ -3036,7 +3004,7 @@
         </w:tc>
         <w:tc>
           <w:tcPr>
-            <w:tcW w:w="1399" w:type="dxa"/>
+            <w:tcW w:w="1398" w:type="dxa"/>
             <w:tcBorders>
               <w:top w:val="single" w:sz="4" w:space="0" w:color="999999"/>
               <w:start w:val="single" w:sz="4" w:space="0" w:color="CCCCCC"/>
@@ -3060,7 +3028,7 @@
         </w:tc>
         <w:tc>
           <w:tcPr>
-            <w:tcW w:w="3461" w:type="dxa"/>
+            <w:tcW w:w="3462" w:type="dxa"/>
             <w:tcBorders>
               <w:top w:val="single" w:sz="4" w:space="0" w:color="999999"/>
               <w:start w:val="single" w:sz="4" w:space="0" w:color="CCCCCC"/>
@@ -3108,7 +3076,7 @@
         </w:tc>
         <w:tc>
           <w:tcPr>
-            <w:tcW w:w="899" w:type="dxa"/>
+            <w:tcW w:w="898" w:type="dxa"/>
             <w:tcBorders>
               <w:top w:val="single" w:sz="4" w:space="0" w:color="CCCCCC"/>
               <w:start w:val="single" w:sz="4" w:space="0" w:color="CCCCCC"/>
@@ -3129,7 +3097,7 @@
         </w:tc>
         <w:tc>
           <w:tcPr>
-            <w:tcW w:w="901" w:type="dxa"/>
+            <w:tcW w:w="902" w:type="dxa"/>
             <w:tcBorders>
               <w:top w:val="single" w:sz="4" w:space="0" w:color="CCCCCC"/>
               <w:start w:val="single" w:sz="4" w:space="0" w:color="CCCCCC"/>
@@ -3171,7 +3139,7 @@
         </w:tc>
         <w:tc>
           <w:tcPr>
-            <w:tcW w:w="1399" w:type="dxa"/>
+            <w:tcW w:w="1398" w:type="dxa"/>
             <w:tcBorders>
               <w:top w:val="single" w:sz="4" w:space="0" w:color="CCCCCC"/>
               <w:start w:val="single" w:sz="4" w:space="0" w:color="CCCCCC"/>
@@ -3192,7 +3160,7 @@
         </w:tc>
         <w:tc>
           <w:tcPr>
-            <w:tcW w:w="3461" w:type="dxa"/>
+            <w:tcW w:w="3462" w:type="dxa"/>
             <w:tcBorders>
               <w:top w:val="single" w:sz="4" w:space="0" w:color="CCCCCC"/>
               <w:start w:val="single" w:sz="4" w:space="0" w:color="CCCCCC"/>
@@ -3237,7 +3205,7 @@
         </w:tc>
         <w:tc>
           <w:tcPr>
-            <w:tcW w:w="899" w:type="dxa"/>
+            <w:tcW w:w="898" w:type="dxa"/>
             <w:tcBorders>
               <w:top w:val="single" w:sz="4" w:space="0" w:color="CCCCCC"/>
               <w:start w:val="single" w:sz="4" w:space="0" w:color="CCCCCC"/>
@@ -3258,7 +3226,7 @@
         </w:tc>
         <w:tc>
           <w:tcPr>
-            <w:tcW w:w="901" w:type="dxa"/>
+            <w:tcW w:w="902" w:type="dxa"/>
             <w:tcBorders>
               <w:top w:val="single" w:sz="4" w:space="0" w:color="CCCCCC"/>
               <w:start w:val="single" w:sz="4" w:space="0" w:color="CCCCCC"/>
@@ -3300,7 +3268,7 @@
         </w:tc>
         <w:tc>
           <w:tcPr>
-            <w:tcW w:w="1399" w:type="dxa"/>
+            <w:tcW w:w="1398" w:type="dxa"/>
             <w:tcBorders>
               <w:top w:val="single" w:sz="4" w:space="0" w:color="CCCCCC"/>
               <w:start w:val="single" w:sz="4" w:space="0" w:color="CCCCCC"/>
@@ -3321,7 +3289,7 @@
         </w:tc>
         <w:tc>
           <w:tcPr>
-            <w:tcW w:w="3461" w:type="dxa"/>
+            <w:tcW w:w="3462" w:type="dxa"/>
             <w:tcBorders>
               <w:top w:val="single" w:sz="4" w:space="0" w:color="CCCCCC"/>
               <w:start w:val="single" w:sz="4" w:space="0" w:color="CCCCCC"/>
@@ -3366,7 +3334,7 @@
         </w:tc>
         <w:tc>
           <w:tcPr>
-            <w:tcW w:w="899" w:type="dxa"/>
+            <w:tcW w:w="898" w:type="dxa"/>
             <w:tcBorders>
               <w:top w:val="single" w:sz="4" w:space="0" w:color="CCCCCC"/>
               <w:start w:val="single" w:sz="4" w:space="0" w:color="CCCCCC"/>
@@ -3387,7 +3355,7 @@
         </w:tc>
         <w:tc>
           <w:tcPr>
-            <w:tcW w:w="901" w:type="dxa"/>
+            <w:tcW w:w="902" w:type="dxa"/>
             <w:tcBorders>
               <w:top w:val="single" w:sz="4" w:space="0" w:color="CCCCCC"/>
               <w:start w:val="single" w:sz="4" w:space="0" w:color="CCCCCC"/>
@@ -3429,7 +3397,7 @@
         </w:tc>
         <w:tc>
           <w:tcPr>
-            <w:tcW w:w="1399" w:type="dxa"/>
+            <w:tcW w:w="1398" w:type="dxa"/>
             <w:tcBorders>
               <w:top w:val="single" w:sz="4" w:space="0" w:color="CCCCCC"/>
               <w:start w:val="single" w:sz="4" w:space="0" w:color="CCCCCC"/>
@@ -3450,7 +3418,7 @@
         </w:tc>
         <w:tc>
           <w:tcPr>
-            <w:tcW w:w="3461" w:type="dxa"/>
+            <w:tcW w:w="3462" w:type="dxa"/>
             <w:tcBorders>
               <w:top w:val="single" w:sz="4" w:space="0" w:color="CCCCCC"/>
               <w:start w:val="single" w:sz="4" w:space="0" w:color="CCCCCC"/>
@@ -3561,11 +3529,7 @@
       </w:pPr>
       <w:r>
         <w:rPr/>
-        <w:t xml:space="preserve">•  </w:t>
-      </w:r>
-      <w:r>
-        <w:rPr/>
-        <w:t>Main Menu — title and hover-highlight Play / Quit on the left, Shoki portrait on the right, Settings bottom-left (Iteration 13).</w:t>
+        <w:t>•  Main Menu — title and hover-highlight Play / Quit on the left, Shoki portrait on the right, Settings bottom-left (Iteration 13).</w:t>
       </w:r>
     </w:p>
     <w:p>
@@ -3576,11 +3540,7 @@
       </w:pPr>
       <w:r>
         <w:rPr/>
-        <w:t xml:space="preserve">•  </w:t>
-      </w:r>
-      <w:r>
-        <w:rPr/>
-        <w:t>Combat — main gameplay state; HUD overlays board.</w:t>
+        <w:t>•  Combat — main gameplay state; HUD overlays board.</w:t>
       </w:r>
     </w:p>
     <w:p>
@@ -3591,11 +3551,7 @@
       </w:pPr>
       <w:r>
         <w:rPr/>
-        <w:t xml:space="preserve">•  </w:t>
-      </w:r>
-      <w:r>
-        <w:rPr/>
-        <w:t>Upgrade Screen — post-wave; +25% melee or +25% ranged choice; shows heal amount.</w:t>
+        <w:t>•  Upgrade Screen — post-wave; +25% melee or +25% ranged choice; shows heal amount.</w:t>
       </w:r>
     </w:p>
     <w:p>
@@ -3606,11 +3562,7 @@
       </w:pPr>
       <w:r>
         <w:rPr/>
-        <w:t xml:space="preserve">•  </w:t>
-      </w:r>
-      <w:r>
-        <w:rPr/>
-        <w:t>Companion Screen — at waves 3/6/9; three-card pick (Drone/Brawler/Trickster).</w:t>
+        <w:t>•  Companion Screen — at waves 3/6/9; three-card pick (Drone/Brawler/Trickster).</w:t>
       </w:r>
     </w:p>
     <w:p>
@@ -3621,11 +3573,7 @@
       </w:pPr>
       <w:r>
         <w:rPr/>
-        <w:t xml:space="preserve">•  </w:t>
-      </w:r>
-      <w:r>
-        <w:rPr/>
-        <w:t>Win / GameOver — restart-only end screens.</w:t>
+        <w:t>•  Win / GameOver — restart-only end screens.</w:t>
       </w:r>
     </w:p>
     <w:p>
@@ -3798,11 +3746,7 @@
       </w:pPr>
       <w:r>
         <w:rPr/>
-        <w:t xml:space="preserve">•  </w:t>
-      </w:r>
-      <w:r>
-        <w:rPr/>
-        <w:t>Inciting incident: the crash (begins before play)</w:t>
+        <w:t>•  Inciting incident: the crash (begins before play)</w:t>
       </w:r>
     </w:p>
     <w:p>
@@ -3813,11 +3757,7 @@
       </w:pPr>
       <w:r>
         <w:rPr/>
-        <w:t xml:space="preserve">•  </w:t>
-      </w:r>
-      <w:r>
-        <w:rPr/>
-        <w:t>Rising action: waves 1–6 escalate; companions join at 3 and 6</w:t>
+        <w:t>•  Rising action: waves 1–6 escalate; companions join at 3 and 6</w:t>
       </w:r>
     </w:p>
     <w:p>
@@ -3828,11 +3768,7 @@
       </w:pPr>
       <w:r>
         <w:rPr/>
-        <w:t xml:space="preserve">•  </w:t>
-      </w:r>
-      <w:r>
-        <w:rPr/>
-        <w:t>Climax: wave 9 introduces the third companion pick and the hardest pre-finale composition</w:t>
+        <w:t>•  Climax: wave 9 introduces the third companion pick and the hardest pre-finale composition</w:t>
       </w:r>
     </w:p>
     <w:p>
@@ -3843,11 +3779,7 @@
       </w:pPr>
       <w:r>
         <w:rPr/>
-        <w:t xml:space="preserve">•  </w:t>
-      </w:r>
-      <w:r>
-        <w:rPr/>
-        <w:t>Resolution: wave 10 finale; on win, Shoki escapes; on loss, captured</w:t>
+        <w:t>•  Resolution: wave 10 finale; on win, Shoki escapes; on loss, captured</w:t>
       </w:r>
     </w:p>
     <w:p>
@@ -3985,7 +3917,7 @@
       </w:pPr>
       <w:r>
         <w:rPr/>
-        <w:t>Done: shoki.png, drone.png, sniper.png, heavy.png. Planned: soldier.png, brawler.png, trickster.png (current build uses tinted procedural squares as fallbacks).</w:t>
+        <w:t>All character sprites complete: shoki.png, drone.png, sniper.png, heavy.png, brawler.png, trickster.png. Soldier.png is the only remaining fallback (tinted procedural square). Companions render at 85% scale to visually read as smaller allies beside Shoki. Five tile sprites (ground, obstacle, spike, pit, slow) were composited from a multi-layer Aseprite file; ground tiles randomly pick between two texture variants per tile for visual variety.</w:t>
       </w:r>
     </w:p>
     <w:p>
@@ -4499,11 +4431,7 @@
       </w:pPr>
       <w:r>
         <w:rPr/>
-        <w:t xml:space="preserve">•  </w:t>
-      </w:r>
-      <w:r>
-        <w:rPr/>
-        <w:t>Top-left: Shoki HP bar and numeric value</w:t>
+        <w:t>•  Top-left: Shoki HP bar and numeric value</w:t>
       </w:r>
     </w:p>
     <w:p>
@@ -4514,11 +4442,7 @@
       </w:pPr>
       <w:r>
         <w:rPr/>
-        <w:t xml:space="preserve">•  </w:t>
-      </w:r>
-      <w:r>
-        <w:rPr/>
-        <w:t>Top-right: Wave counter + companion roster (each with HP)</w:t>
+        <w:t>•  Top-right: Wave counter + companion roster (each with HP)</w:t>
       </w:r>
     </w:p>
     <w:p>
@@ -4529,11 +4453,7 @@
       </w:pPr>
       <w:r>
         <w:rPr/>
-        <w:t xml:space="preserve">•  </w:t>
-      </w:r>
-      <w:r>
-        <w:rPr/>
-        <w:t>Bottom-left: Damage multipliers (melee × ranged ×)</w:t>
+        <w:t>•  Bottom-left: Damage multipliers (melee × ranged ×)</w:t>
       </w:r>
     </w:p>
     <w:p>
@@ -4544,11 +4464,7 @@
       </w:pPr>
       <w:r>
         <w:rPr/>
-        <w:t xml:space="preserve">•  </w:t>
-      </w:r>
-      <w:r>
-        <w:rPr/>
-        <w:t>Bottom-right: Current attack mode (Melee/Ranged) with [Q] hint</w:t>
+        <w:t>•  Bottom-right: Current attack mode (Melee/Ranged) with [Q] hint</w:t>
       </w:r>
     </w:p>
     <w:p>
@@ -4559,11 +4475,7 @@
       </w:pPr>
       <w:r>
         <w:rPr/>
-        <w:t xml:space="preserve">•  </w:t>
-      </w:r>
-      <w:r>
-        <w:rPr/>
-        <w:t>Top-center: Controls reminder + telegraph legend</w:t>
+        <w:t>•  Bottom-center: contextual control guide panel that changes text by player phase (Iteration 16)</w:t>
       </w:r>
     </w:p>
     <w:p>
@@ -4629,7 +4541,7 @@
       </w:pPr>
       <w:r>
         <w:rPr/>
-        <w:t>Single orthographic camera positioned at (0, 4, −10), orthographicSize = 6. Fixed framing of the 8×8 grid; no panning or zoom. Background colour is a deep purple to match the sci-fi tone.</w:t>
+        <w:t>Single orthographic camera. GridManager.FitCamera reframes automatically each wave to fit the variable room size (8×8 up to 11×11). A custom background image (dark chevron painting, 1920×1080) renders behind the grid via a BackgroundQuad SpriteRenderer at sorting order −999, scaling to always cover the viewport. The camera’s solid bg colour (dark navy) is a fallback only.</w:t>
       </w:r>
     </w:p>
     <w:p>
@@ -4945,7 +4857,7 @@
         <w:rPr>
           <w:i/>
         </w:rPr>
-        <w:t>The opening narrative crawl plays a keyboard-typing sound effect while text reveals (Iteration 12): a long sample loops continuously during typing and pauses the instant a page completes, with the per-character synth click kept as a fallback. Visual juiciness (hit-burst particles, HP bars, telegraph pulses) carries the in-combat feedback load; combat SFX remain a post-prototype task.</w:t>
+        <w:t>The opening narrative crawl plays a keyboard-typing SFX while text reveals (Iteration 12). In-game, three action one-shots fire on real interactions only (Iteration 15): click.wav on valid move/attack/button presses (silent on dead clicks), hitHurt.wav when Shoki takes damage, powerUp.wav on upgrade selection. A dedicated SFX AudioSource keeps one-shots independent of the looping music. Trap interactions also produce coloured particle bursts (orange for spikes, deep red for pits, brown for slow zones) as additional visual+spatial cues.</w:t>
       </w:r>
     </w:p>
     <w:p>
@@ -5038,14 +4950,14 @@
         </w:tblCellMar>
       </w:tblPr>
       <w:tblGrid>
-        <w:gridCol w:w="1799"/>
-        <w:gridCol w:w="7561"/>
+        <w:gridCol w:w="1798"/>
+        <w:gridCol w:w="7562"/>
       </w:tblGrid>
       <w:tr>
         <w:trPr/>
         <w:tc>
           <w:tcPr>
-            <w:tcW w:w="1799" w:type="dxa"/>
+            <w:tcW w:w="1798" w:type="dxa"/>
             <w:tcBorders>
               <w:top w:val="single" w:sz="4" w:space="0" w:color="999999"/>
               <w:start w:val="single" w:sz="4" w:space="0" w:color="999999"/>
@@ -5069,7 +4981,7 @@
         </w:tc>
         <w:tc>
           <w:tcPr>
-            <w:tcW w:w="7561" w:type="dxa"/>
+            <w:tcW w:w="7562" w:type="dxa"/>
             <w:tcBorders>
               <w:top w:val="single" w:sz="4" w:space="0" w:color="999999"/>
               <w:start w:val="single" w:sz="4" w:space="0" w:color="CCCCCC"/>
@@ -5096,7 +5008,7 @@
         <w:trPr/>
         <w:tc>
           <w:tcPr>
-            <w:tcW w:w="1799" w:type="dxa"/>
+            <w:tcW w:w="1798" w:type="dxa"/>
             <w:tcBorders>
               <w:top w:val="single" w:sz="4" w:space="0" w:color="CCCCCC"/>
               <w:start w:val="single" w:sz="4" w:space="0" w:color="999999"/>
@@ -5117,7 +5029,7 @@
         </w:tc>
         <w:tc>
           <w:tcPr>
-            <w:tcW w:w="7561" w:type="dxa"/>
+            <w:tcW w:w="7562" w:type="dxa"/>
             <w:tcBorders>
               <w:top w:val="single" w:sz="4" w:space="0" w:color="CCCCCC"/>
               <w:start w:val="single" w:sz="4" w:space="0" w:color="CCCCCC"/>
@@ -5141,7 +5053,7 @@
         <w:trPr/>
         <w:tc>
           <w:tcPr>
-            <w:tcW w:w="1799" w:type="dxa"/>
+            <w:tcW w:w="1798" w:type="dxa"/>
             <w:tcBorders>
               <w:top w:val="single" w:sz="4" w:space="0" w:color="CCCCCC"/>
               <w:start w:val="single" w:sz="4" w:space="0" w:color="999999"/>
@@ -5162,7 +5074,7 @@
         </w:tc>
         <w:tc>
           <w:tcPr>
-            <w:tcW w:w="7561" w:type="dxa"/>
+            <w:tcW w:w="7562" w:type="dxa"/>
             <w:tcBorders>
               <w:top w:val="single" w:sz="4" w:space="0" w:color="CCCCCC"/>
               <w:start w:val="single" w:sz="4" w:space="0" w:color="CCCCCC"/>
@@ -5186,7 +5098,7 @@
         <w:trPr/>
         <w:tc>
           <w:tcPr>
-            <w:tcW w:w="1799" w:type="dxa"/>
+            <w:tcW w:w="1798" w:type="dxa"/>
             <w:tcBorders>
               <w:top w:val="single" w:sz="4" w:space="0" w:color="CCCCCC"/>
               <w:start w:val="single" w:sz="4" w:space="0" w:color="999999"/>
@@ -5207,7 +5119,7 @@
         </w:tc>
         <w:tc>
           <w:tcPr>
-            <w:tcW w:w="7561" w:type="dxa"/>
+            <w:tcW w:w="7562" w:type="dxa"/>
             <w:tcBorders>
               <w:top w:val="single" w:sz="4" w:space="0" w:color="CCCCCC"/>
               <w:start w:val="single" w:sz="4" w:space="0" w:color="CCCCCC"/>
@@ -5272,11 +5184,7 @@
       </w:pPr>
       <w:r>
         <w:rPr/>
-        <w:t xml:space="preserve">•  </w:t>
-      </w:r>
-      <w:r>
-        <w:rPr/>
-        <w:t>Drone — pathfind to keep Manhattan distance 2–4 from nearest enemy, ranged attack</w:t>
+        <w:t>•  Drone — pathfind to keep Manhattan distance 2–4 from nearest enemy, ranged attack</w:t>
       </w:r>
     </w:p>
     <w:p>
@@ -5287,11 +5195,7 @@
       </w:pPr>
       <w:r>
         <w:rPr/>
-        <w:t xml:space="preserve">•  </w:t>
-      </w:r>
-      <w:r>
-        <w:rPr/>
-        <w:t>Brawler — pathfind to nearest enemy, melee attack adjacent</w:t>
+        <w:t>•  Brawler — pathfind to nearest enemy, melee attack adjacent</w:t>
       </w:r>
     </w:p>
     <w:p>
@@ -5302,11 +5206,7 @@
       </w:pPr>
       <w:r>
         <w:rPr/>
-        <w:t xml:space="preserve">•  </w:t>
-      </w:r>
-      <w:r>
-        <w:rPr/>
-        <w:t>Trickster — executes a Drone-like turn TWICE per round</w:t>
+        <w:t>•  Trickster — executes a Drone-like turn TWICE per round</w:t>
       </w:r>
     </w:p>
     <w:p>
@@ -5446,11 +5346,7 @@
       </w:pPr>
       <w:r>
         <w:rPr/>
-        <w:t xml:space="preserve">•  </w:t>
-      </w:r>
-      <w:r>
-        <w:rPr/>
-        <w:t>Unity 6 (6000.3.2f1) — IDE and runtime</w:t>
+        <w:t>•  Unity 6 (6000.3.2f1) — IDE and runtime</w:t>
       </w:r>
     </w:p>
     <w:p>
@@ -5461,11 +5357,7 @@
       </w:pPr>
       <w:r>
         <w:rPr/>
-        <w:t xml:space="preserve">•  </w:t>
-      </w:r>
-      <w:r>
-        <w:rPr/>
-        <w:t>VS Code / Rider — C# editing</w:t>
+        <w:t>•  VS Code / Rider — C# editing</w:t>
       </w:r>
     </w:p>
     <w:p>
@@ -5476,11 +5368,7 @@
       </w:pPr>
       <w:r>
         <w:rPr/>
-        <w:t xml:space="preserve">•  </w:t>
-      </w:r>
-      <w:r>
-        <w:rPr/>
-        <w:t>Aseprite — sprite authoring</w:t>
+        <w:t>•  Aseprite — sprite authoring</w:t>
       </w:r>
     </w:p>
     <w:p>
@@ -5491,11 +5379,7 @@
       </w:pPr>
       <w:r>
         <w:rPr/>
-        <w:t xml:space="preserve">•  </w:t>
-      </w:r>
-      <w:r>
-        <w:rPr/>
-        <w:t>Git — version control</w:t>
+        <w:t>•  Git — version control</w:t>
       </w:r>
     </w:p>
     <w:p>
@@ -5782,11 +5666,7 @@
       </w:pPr>
       <w:r>
         <w:rPr/>
-        <w:t xml:space="preserve">•  </w:t>
-      </w:r>
-      <w:r>
-        <w:rPr/>
-        <w:t>Weeks 1–2: Concept lock + GDD first draft (Iteration 1: top-down → isometric pivot)</w:t>
+        <w:t>•  Weeks 1–2: Concept lock + GDD first draft (Iteration 1: top-down → isometric pivot)</w:t>
       </w:r>
     </w:p>
     <w:p>
@@ -5797,11 +5677,7 @@
       </w:pPr>
       <w:r>
         <w:rPr/>
-        <w:t xml:space="preserve">•  </w:t>
-      </w:r>
-      <w:r>
-        <w:rPr/>
-        <w:t>Week 3: Core systems — grid, turns, BFS pathfinding, traps (Iteration 2: telegraphs + companion design)</w:t>
+        <w:t>•  Week 3: Core systems — grid, turns, BFS pathfinding, traps (Iteration 2: telegraphs + companion design)</w:t>
       </w:r>
     </w:p>
     <w:p>
@@ -5812,11 +5688,7 @@
       </w:pPr>
       <w:r>
         <w:rPr/>
-        <w:t xml:space="preserve">•  </w:t>
-      </w:r>
-      <w:r>
-        <w:rPr/>
-        <w:t>Week 4: Enemy AI, companion AI, combat resolution (Iteration 3: damage rebalance)</w:t>
+        <w:t>•  Week 4: Enemy AI, companion AI, combat resolution (Iteration 3: damage rebalance)</w:t>
       </w:r>
     </w:p>
     <w:p>
@@ -5827,11 +5699,7 @@
       </w:pPr>
       <w:r>
         <w:rPr/>
-        <w:t xml:space="preserve">•  </w:t>
-      </w:r>
-      <w:r>
-        <w:rPr/>
-        <w:t>Week 5: Visual juiciness — HP bars, hit particles, smooth walking (Iterations 4–6)</w:t>
+        <w:t>•  Week 5: Visual juiciness — HP bars, hit particles, smooth walking (Iterations 4–6)</w:t>
       </w:r>
     </w:p>
     <w:p>
@@ -5842,11 +5710,7 @@
       </w:pPr>
       <w:r>
         <w:rPr/>
-        <w:t xml:space="preserve">•  </w:t>
-      </w:r>
-      <w:r>
-        <w:rPr/>
-        <w:t>Week 6: Stability, no-overlap movement, ranged rebalance, audio, typewriter intro, menu/settings redesign, standalone build (Iterations 7–13)</w:t>
+        <w:t>•  Week 6: Stability, no-overlap movement, ranged rebalance, audio, typewriter intro, menu/settings redesign, standalone build, attack progression, SFX, contextual controls, art pass, spawn safety (Iterations 7–17)</w:t>
       </w:r>
     </w:p>
     <w:p>
@@ -5893,11 +5757,7 @@
       </w:pPr>
       <w:r>
         <w:rPr/>
-        <w:t xml:space="preserve">•  </w:t>
-      </w:r>
-      <w:r>
-        <w:rPr/>
-        <w:t>Scope creep — mitigated by hard 10-wave cap and "out of scope" notes on optional template sections</w:t>
+        <w:t>•  Scope creep — mitigated by hard 10-wave cap and "out of scope" notes on optional template sections</w:t>
       </w:r>
     </w:p>
     <w:p>
@@ -5908,11 +5768,7 @@
       </w:pPr>
       <w:r>
         <w:rPr/>
-        <w:t xml:space="preserve">•  </w:t>
-      </w:r>
-      <w:r>
-        <w:rPr/>
-        <w:t>Art bottleneck — addressed by procedural fallback sprites so gameplay can be tuned without finished art</w:t>
+        <w:t>•  Art bottleneck — addressed by procedural fallback sprites so gameplay can be tuned without finished art</w:t>
       </w:r>
     </w:p>
     <w:p>
@@ -5923,11 +5779,7 @@
       </w:pPr>
       <w:r>
         <w:rPr/>
-        <w:t xml:space="preserve">•  </w:t>
-      </w:r>
-      <w:r>
-        <w:rPr/>
-        <w:t>Difficulty tuning — addressed by Iteration 3 damage rebalance and the wave progression curve table</w:t>
+        <w:t>•  Difficulty tuning — addressed by Iteration 3 damage rebalance and the wave progression curve table</w:t>
       </w:r>
     </w:p>
     <w:p>
@@ -5938,11 +5790,7 @@
       </w:pPr>
       <w:r>
         <w:rPr/>
-        <w:t xml:space="preserve">•  </w:t>
-      </w:r>
-      <w:r>
-        <w:rPr/>
-        <w:t>Turn-order desyncs — addressed by Iteration 7 stability fix and code comments to prevent regression</w:t>
+        <w:t>•  Turn-order desyncs — addressed by Iteration 7 stability fix and code comments to prevent regression</w:t>
       </w:r>
     </w:p>
     <w:p>
@@ -6064,15 +5912,15 @@
         </w:tblCellMar>
       </w:tblPr>
       <w:tblGrid>
-        <w:gridCol w:w="2799"/>
-        <w:gridCol w:w="1801"/>
+        <w:gridCol w:w="2798"/>
+        <w:gridCol w:w="1802"/>
         <w:gridCol w:w="4760"/>
       </w:tblGrid>
       <w:tr>
         <w:trPr/>
         <w:tc>
           <w:tcPr>
-            <w:tcW w:w="2799" w:type="dxa"/>
+            <w:tcW w:w="2798" w:type="dxa"/>
             <w:tcBorders>
               <w:top w:val="single" w:sz="4" w:space="0" w:color="999999"/>
               <w:start w:val="single" w:sz="4" w:space="0" w:color="999999"/>
@@ -6096,7 +5944,7 @@
         </w:tc>
         <w:tc>
           <w:tcPr>
-            <w:tcW w:w="1801" w:type="dxa"/>
+            <w:tcW w:w="1802" w:type="dxa"/>
             <w:tcBorders>
               <w:top w:val="single" w:sz="4" w:space="0" w:color="999999"/>
               <w:start w:val="single" w:sz="4" w:space="0" w:color="CCCCCC"/>
@@ -6147,7 +5995,7 @@
         <w:trPr/>
         <w:tc>
           <w:tcPr>
-            <w:tcW w:w="2799" w:type="dxa"/>
+            <w:tcW w:w="2798" w:type="dxa"/>
             <w:tcBorders>
               <w:top w:val="single" w:sz="4" w:space="0" w:color="CCCCCC"/>
               <w:start w:val="single" w:sz="4" w:space="0" w:color="999999"/>
@@ -6168,7 +6016,7 @@
         </w:tc>
         <w:tc>
           <w:tcPr>
-            <w:tcW w:w="1801" w:type="dxa"/>
+            <w:tcW w:w="1802" w:type="dxa"/>
             <w:tcBorders>
               <w:top w:val="single" w:sz="4" w:space="0" w:color="CCCCCC"/>
               <w:start w:val="single" w:sz="4" w:space="0" w:color="CCCCCC"/>
@@ -6213,7 +6061,7 @@
         <w:trPr/>
         <w:tc>
           <w:tcPr>
-            <w:tcW w:w="2799" w:type="dxa"/>
+            <w:tcW w:w="2798" w:type="dxa"/>
             <w:tcBorders>
               <w:top w:val="single" w:sz="4" w:space="0" w:color="CCCCCC"/>
               <w:start w:val="single" w:sz="4" w:space="0" w:color="999999"/>
@@ -6234,7 +6082,7 @@
         </w:tc>
         <w:tc>
           <w:tcPr>
-            <w:tcW w:w="1801" w:type="dxa"/>
+            <w:tcW w:w="1802" w:type="dxa"/>
             <w:tcBorders>
               <w:top w:val="single" w:sz="4" w:space="0" w:color="CCCCCC"/>
               <w:start w:val="single" w:sz="4" w:space="0" w:color="CCCCCC"/>
@@ -6279,7 +6127,7 @@
         <w:trPr/>
         <w:tc>
           <w:tcPr>
-            <w:tcW w:w="2799" w:type="dxa"/>
+            <w:tcW w:w="2798" w:type="dxa"/>
             <w:tcBorders>
               <w:top w:val="single" w:sz="4" w:space="0" w:color="CCCCCC"/>
               <w:start w:val="single" w:sz="4" w:space="0" w:color="999999"/>
@@ -6300,7 +6148,7 @@
         </w:tc>
         <w:tc>
           <w:tcPr>
-            <w:tcW w:w="1801" w:type="dxa"/>
+            <w:tcW w:w="1802" w:type="dxa"/>
             <w:tcBorders>
               <w:top w:val="single" w:sz="4" w:space="0" w:color="CCCCCC"/>
               <w:start w:val="single" w:sz="4" w:space="0" w:color="CCCCCC"/>
@@ -6345,7 +6193,7 @@
         <w:trPr/>
         <w:tc>
           <w:tcPr>
-            <w:tcW w:w="2799" w:type="dxa"/>
+            <w:tcW w:w="2798" w:type="dxa"/>
             <w:tcBorders>
               <w:top w:val="single" w:sz="4" w:space="0" w:color="CCCCCC"/>
               <w:start w:val="single" w:sz="4" w:space="0" w:color="999999"/>
@@ -6366,7 +6214,7 @@
         </w:tc>
         <w:tc>
           <w:tcPr>
-            <w:tcW w:w="1801" w:type="dxa"/>
+            <w:tcW w:w="1802" w:type="dxa"/>
             <w:tcBorders>
               <w:top w:val="single" w:sz="4" w:space="0" w:color="CCCCCC"/>
               <w:start w:val="single" w:sz="4" w:space="0" w:color="CCCCCC"/>
@@ -6411,7 +6259,7 @@
         <w:trPr/>
         <w:tc>
           <w:tcPr>
-            <w:tcW w:w="2799" w:type="dxa"/>
+            <w:tcW w:w="2798" w:type="dxa"/>
             <w:tcBorders>
               <w:top w:val="single" w:sz="4" w:space="0" w:color="CCCCCC"/>
               <w:start w:val="single" w:sz="4" w:space="0" w:color="999999"/>
@@ -6432,7 +6280,7 @@
         </w:tc>
         <w:tc>
           <w:tcPr>
-            <w:tcW w:w="1801" w:type="dxa"/>
+            <w:tcW w:w="1802" w:type="dxa"/>
             <w:tcBorders>
               <w:top w:val="single" w:sz="4" w:space="0" w:color="CCCCCC"/>
               <w:start w:val="single" w:sz="4" w:space="0" w:color="CCCCCC"/>
@@ -6477,7 +6325,7 @@
         <w:trPr/>
         <w:tc>
           <w:tcPr>
-            <w:tcW w:w="2799" w:type="dxa"/>
+            <w:tcW w:w="2798" w:type="dxa"/>
             <w:tcBorders>
               <w:top w:val="single" w:sz="4" w:space="0" w:color="CCCCCC"/>
               <w:start w:val="single" w:sz="4" w:space="0" w:color="999999"/>
@@ -6498,7 +6346,7 @@
         </w:tc>
         <w:tc>
           <w:tcPr>
-            <w:tcW w:w="1801" w:type="dxa"/>
+            <w:tcW w:w="1802" w:type="dxa"/>
             <w:tcBorders>
               <w:top w:val="single" w:sz="4" w:space="0" w:color="CCCCCC"/>
               <w:start w:val="single" w:sz="4" w:space="0" w:color="CCCCCC"/>
@@ -6543,7 +6391,7 @@
         <w:trPr/>
         <w:tc>
           <w:tcPr>
-            <w:tcW w:w="2799" w:type="dxa"/>
+            <w:tcW w:w="2798" w:type="dxa"/>
             <w:tcBorders>
               <w:top w:val="single" w:sz="4" w:space="0" w:color="CCCCCC"/>
               <w:start w:val="single" w:sz="4" w:space="0" w:color="999999"/>
@@ -6564,7 +6412,7 @@
         </w:tc>
         <w:tc>
           <w:tcPr>
-            <w:tcW w:w="1801" w:type="dxa"/>
+            <w:tcW w:w="1802" w:type="dxa"/>
             <w:tcBorders>
               <w:top w:val="single" w:sz="4" w:space="0" w:color="CCCCCC"/>
               <w:start w:val="single" w:sz="4" w:space="0" w:color="CCCCCC"/>
@@ -6609,7 +6457,7 @@
         <w:trPr/>
         <w:tc>
           <w:tcPr>
-            <w:tcW w:w="2799" w:type="dxa"/>
+            <w:tcW w:w="2798" w:type="dxa"/>
             <w:tcBorders>
               <w:top w:val="single" w:sz="4" w:space="0" w:color="CCCCCC"/>
               <w:start w:val="single" w:sz="4" w:space="0" w:color="999999"/>
@@ -6630,7 +6478,7 @@
         </w:tc>
         <w:tc>
           <w:tcPr>
-            <w:tcW w:w="1801" w:type="dxa"/>
+            <w:tcW w:w="1802" w:type="dxa"/>
             <w:tcBorders>
               <w:top w:val="single" w:sz="4" w:space="0" w:color="CCCCCC"/>
               <w:start w:val="single" w:sz="4" w:space="0" w:color="CCCCCC"/>
@@ -6675,7 +6523,7 @@
         <w:trPr/>
         <w:tc>
           <w:tcPr>
-            <w:tcW w:w="2799" w:type="dxa"/>
+            <w:tcW w:w="2798" w:type="dxa"/>
             <w:tcBorders>
               <w:top w:val="single" w:sz="4" w:space="0" w:color="CCCCCC"/>
               <w:start w:val="single" w:sz="4" w:space="0" w:color="999999"/>
@@ -6696,7 +6544,7 @@
         </w:tc>
         <w:tc>
           <w:tcPr>
-            <w:tcW w:w="1801" w:type="dxa"/>
+            <w:tcW w:w="1802" w:type="dxa"/>
             <w:tcBorders>
               <w:top w:val="single" w:sz="4" w:space="0" w:color="CCCCCC"/>
               <w:start w:val="single" w:sz="4" w:space="0" w:color="CCCCCC"/>
@@ -6741,7 +6589,7 @@
         <w:trPr/>
         <w:tc>
           <w:tcPr>
-            <w:tcW w:w="2799" w:type="dxa"/>
+            <w:tcW w:w="2798" w:type="dxa"/>
             <w:tcBorders>
               <w:top w:val="single" w:sz="4" w:space="0" w:color="CCCCCC"/>
               <w:start w:val="single" w:sz="4" w:space="0" w:color="999999"/>
@@ -6762,7 +6610,7 @@
         </w:tc>
         <w:tc>
           <w:tcPr>
-            <w:tcW w:w="1801" w:type="dxa"/>
+            <w:tcW w:w="1802" w:type="dxa"/>
             <w:tcBorders>
               <w:top w:val="single" w:sz="4" w:space="0" w:color="CCCCCC"/>
               <w:start w:val="single" w:sz="4" w:space="0" w:color="CCCCCC"/>
@@ -6935,11 +6783,7 @@
       </w:pPr>
       <w:r>
         <w:rPr/>
-        <w:t>“</w:t>
-      </w:r>
-      <w:r>
-        <w:rPr/>
-        <w:t>Action”</w:t>
+        <w:t>“Action”</w:t>
       </w:r>
     </w:p>
     <w:p>
@@ -7132,15 +6976,15 @@
         </w:tblCellMar>
       </w:tblPr>
       <w:tblGrid>
-        <w:gridCol w:w="1099"/>
-        <w:gridCol w:w="3501"/>
+        <w:gridCol w:w="1098"/>
+        <w:gridCol w:w="3502"/>
         <w:gridCol w:w="4760"/>
       </w:tblGrid>
       <w:tr>
         <w:trPr/>
         <w:tc>
           <w:tcPr>
-            <w:tcW w:w="1099" w:type="dxa"/>
+            <w:tcW w:w="1098" w:type="dxa"/>
             <w:tcBorders>
               <w:top w:val="single" w:sz="4" w:space="0" w:color="999999"/>
               <w:start w:val="single" w:sz="4" w:space="0" w:color="999999"/>
@@ -7164,7 +7008,7 @@
         </w:tc>
         <w:tc>
           <w:tcPr>
-            <w:tcW w:w="3501" w:type="dxa"/>
+            <w:tcW w:w="3502" w:type="dxa"/>
             <w:tcBorders>
               <w:top w:val="single" w:sz="4" w:space="0" w:color="999999"/>
               <w:start w:val="single" w:sz="4" w:space="0" w:color="CCCCCC"/>
@@ -7215,7 +7059,7 @@
         <w:trPr/>
         <w:tc>
           <w:tcPr>
-            <w:tcW w:w="1099" w:type="dxa"/>
+            <w:tcW w:w="1098" w:type="dxa"/>
             <w:tcBorders>
               <w:top w:val="single" w:sz="4" w:space="0" w:color="CCCCCC"/>
               <w:start w:val="single" w:sz="4" w:space="0" w:color="999999"/>
@@ -7236,7 +7080,7 @@
         </w:tc>
         <w:tc>
           <w:tcPr>
-            <w:tcW w:w="3501" w:type="dxa"/>
+            <w:tcW w:w="3502" w:type="dxa"/>
             <w:tcBorders>
               <w:top w:val="single" w:sz="4" w:space="0" w:color="CCCCCC"/>
               <w:start w:val="single" w:sz="4" w:space="0" w:color="CCCCCC"/>
@@ -7272,11 +7116,7 @@
             </w:pPr>
             <w:r>
               <w:rPr/>
-              <w:t xml:space="preserve">→ </w:t>
-            </w:r>
-            <w:r>
-              <w:rPr/>
-              <w:t>Iteration 1: pivot to isometric 8×8, 2-tile cardinal movement.</w:t>
+              <w:t>→ Iteration 1: pivot to isometric 8×8, 2-tile cardinal movement.</w:t>
             </w:r>
           </w:p>
         </w:tc>
@@ -7285,7 +7125,7 @@
         <w:trPr/>
         <w:tc>
           <w:tcPr>
-            <w:tcW w:w="1099" w:type="dxa"/>
+            <w:tcW w:w="1098" w:type="dxa"/>
             <w:tcBorders>
               <w:top w:val="single" w:sz="4" w:space="0" w:color="CCCCCC"/>
               <w:start w:val="single" w:sz="4" w:space="0" w:color="999999"/>
@@ -7306,7 +7146,7 @@
         </w:tc>
         <w:tc>
           <w:tcPr>
-            <w:tcW w:w="3501" w:type="dxa"/>
+            <w:tcW w:w="3502" w:type="dxa"/>
             <w:tcBorders>
               <w:top w:val="single" w:sz="4" w:space="0" w:color="CCCCCC"/>
               <w:start w:val="single" w:sz="4" w:space="0" w:color="CCCCCC"/>
@@ -7342,11 +7182,7 @@
             </w:pPr>
             <w:r>
               <w:rPr/>
-              <w:t xml:space="preserve">→ </w:t>
-            </w:r>
-            <w:r>
-              <w:rPr/>
-              <w:t>Iteration 2: drop type counters; add Companion system + telegraphs.</w:t>
+              <w:t>→ Iteration 2: drop type counters; add Companion system + telegraphs.</w:t>
             </w:r>
           </w:p>
         </w:tc>
@@ -7355,7 +7191,7 @@
         <w:trPr/>
         <w:tc>
           <w:tcPr>
-            <w:tcW w:w="1099" w:type="dxa"/>
+            <w:tcW w:w="1098" w:type="dxa"/>
             <w:tcBorders>
               <w:top w:val="single" w:sz="4" w:space="0" w:color="CCCCCC"/>
               <w:start w:val="single" w:sz="4" w:space="0" w:color="999999"/>
@@ -7376,7 +7212,7 @@
         </w:tc>
         <w:tc>
           <w:tcPr>
-            <w:tcW w:w="3501" w:type="dxa"/>
+            <w:tcW w:w="3502" w:type="dxa"/>
             <w:tcBorders>
               <w:top w:val="single" w:sz="4" w:space="0" w:color="CCCCCC"/>
               <w:start w:val="single" w:sz="4" w:space="0" w:color="CCCCCC"/>
@@ -7412,11 +7248,7 @@
             </w:pPr>
             <w:r>
               <w:rPr/>
-              <w:t xml:space="preserve">→ </w:t>
-            </w:r>
-            <w:r>
-              <w:rPr/>
-              <w:t>Iteration 3: enemy damage cut ~45%; heal raised 50%→75%.</w:t>
+              <w:t>→ Iteration 3: enemy damage cut ~45%; heal raised 50%→75%.</w:t>
             </w:r>
           </w:p>
         </w:tc>
@@ -7425,7 +7257,7 @@
         <w:trPr/>
         <w:tc>
           <w:tcPr>
-            <w:tcW w:w="1099" w:type="dxa"/>
+            <w:tcW w:w="1098" w:type="dxa"/>
             <w:tcBorders>
               <w:top w:val="single" w:sz="4" w:space="0" w:color="CCCCCC"/>
               <w:start w:val="single" w:sz="4" w:space="0" w:color="999999"/>
@@ -7446,7 +7278,7 @@
         </w:tc>
         <w:tc>
           <w:tcPr>
-            <w:tcW w:w="3501" w:type="dxa"/>
+            <w:tcW w:w="3502" w:type="dxa"/>
             <w:tcBorders>
               <w:top w:val="single" w:sz="4" w:space="0" w:color="CCCCCC"/>
               <w:start w:val="single" w:sz="4" w:space="0" w:color="CCCCCC"/>
@@ -7482,11 +7314,7 @@
             </w:pPr>
             <w:r>
               <w:rPr/>
-              <w:t xml:space="preserve">→ </w:t>
-            </w:r>
-            <w:r>
-              <w:rPr/>
-              <w:t>Iteration 4: per-wave Void tile carving.</w:t>
+              <w:t>→ Iteration 4: per-wave Void tile carving.</w:t>
             </w:r>
           </w:p>
         </w:tc>
@@ -7495,7 +7323,7 @@
         <w:trPr/>
         <w:tc>
           <w:tcPr>
-            <w:tcW w:w="1099" w:type="dxa"/>
+            <w:tcW w:w="1098" w:type="dxa"/>
             <w:tcBorders>
               <w:top w:val="single" w:sz="4" w:space="0" w:color="CCCCCC"/>
               <w:start w:val="single" w:sz="4" w:space="0" w:color="999999"/>
@@ -7516,7 +7344,7 @@
         </w:tc>
         <w:tc>
           <w:tcPr>
-            <w:tcW w:w="3501" w:type="dxa"/>
+            <w:tcW w:w="3502" w:type="dxa"/>
             <w:tcBorders>
               <w:top w:val="single" w:sz="4" w:space="0" w:color="CCCCCC"/>
               <w:start w:val="single" w:sz="4" w:space="0" w:color="CCCCCC"/>
@@ -7552,11 +7380,7 @@
             </w:pPr>
             <w:r>
               <w:rPr/>
-              <w:t xml:space="preserve">→ </w:t>
-            </w:r>
-            <w:r>
-              <w:rPr/>
-              <w:t>Iteration 5a: top-face-only highlights.</w:t>
+              <w:t>→ Iteration 5a: top-face-only highlights.</w:t>
             </w:r>
           </w:p>
         </w:tc>
@@ -7565,7 +7389,7 @@
         <w:trPr/>
         <w:tc>
           <w:tcPr>
-            <w:tcW w:w="1099" w:type="dxa"/>
+            <w:tcW w:w="1098" w:type="dxa"/>
             <w:tcBorders>
               <w:top w:val="single" w:sz="4" w:space="0" w:color="CCCCCC"/>
               <w:start w:val="single" w:sz="4" w:space="0" w:color="999999"/>
@@ -7586,7 +7410,7 @@
         </w:tc>
         <w:tc>
           <w:tcPr>
-            <w:tcW w:w="3501" w:type="dxa"/>
+            <w:tcW w:w="3502" w:type="dxa"/>
             <w:tcBorders>
               <w:top w:val="single" w:sz="4" w:space="0" w:color="CCCCCC"/>
               <w:start w:val="single" w:sz="4" w:space="0" w:color="CCCCCC"/>
@@ -7622,11 +7446,7 @@
             </w:pPr>
             <w:r>
               <w:rPr/>
-              <w:t xml:space="preserve">→ </w:t>
-            </w:r>
-            <w:r>
-              <w:rPr/>
-              <w:t>Iteration 5b: floating HP bars.</w:t>
+              <w:t>→ Iteration 5b: floating HP bars.</w:t>
             </w:r>
           </w:p>
         </w:tc>
@@ -7635,7 +7455,7 @@
         <w:trPr/>
         <w:tc>
           <w:tcPr>
-            <w:tcW w:w="1099" w:type="dxa"/>
+            <w:tcW w:w="1098" w:type="dxa"/>
             <w:tcBorders>
               <w:top w:val="single" w:sz="4" w:space="0" w:color="CCCCCC"/>
               <w:start w:val="single" w:sz="4" w:space="0" w:color="999999"/>
@@ -7656,7 +7476,7 @@
         </w:tc>
         <w:tc>
           <w:tcPr>
-            <w:tcW w:w="3501" w:type="dxa"/>
+            <w:tcW w:w="3502" w:type="dxa"/>
             <w:tcBorders>
               <w:top w:val="single" w:sz="4" w:space="0" w:color="CCCCCC"/>
               <w:start w:val="single" w:sz="4" w:space="0" w:color="CCCCCC"/>
@@ -7692,11 +7512,7 @@
             </w:pPr>
             <w:r>
               <w:rPr/>
-              <w:t xml:space="preserve">→ </w:t>
-            </w:r>
-            <w:r>
-              <w:rPr/>
-              <w:t>Iteration 5c: hit-burst particles.</w:t>
+              <w:t>→ Iteration 5c: hit-burst particles.</w:t>
             </w:r>
           </w:p>
         </w:tc>
@@ -7705,7 +7521,7 @@
         <w:trPr/>
         <w:tc>
           <w:tcPr>
-            <w:tcW w:w="1099" w:type="dxa"/>
+            <w:tcW w:w="1098" w:type="dxa"/>
             <w:tcBorders>
               <w:top w:val="single" w:sz="4" w:space="0" w:color="CCCCCC"/>
               <w:start w:val="single" w:sz="4" w:space="0" w:color="999999"/>
@@ -7726,7 +7542,7 @@
         </w:tc>
         <w:tc>
           <w:tcPr>
-            <w:tcW w:w="3501" w:type="dxa"/>
+            <w:tcW w:w="3502" w:type="dxa"/>
             <w:tcBorders>
               <w:top w:val="single" w:sz="4" w:space="0" w:color="CCCCCC"/>
               <w:start w:val="single" w:sz="4" w:space="0" w:color="CCCCCC"/>
@@ -7762,11 +7578,7 @@
             </w:pPr>
             <w:r>
               <w:rPr/>
-              <w:t xml:space="preserve">→ </w:t>
-            </w:r>
-            <w:r>
-              <w:rPr/>
-              <w:t>Iteration 6: smooth path-walking.</w:t>
+              <w:t>→ Iteration 6: smooth path-walking.</w:t>
             </w:r>
           </w:p>
         </w:tc>
@@ -7775,7 +7587,7 @@
         <w:trPr/>
         <w:tc>
           <w:tcPr>
-            <w:tcW w:w="1099" w:type="dxa"/>
+            <w:tcW w:w="1098" w:type="dxa"/>
             <w:tcBorders>
               <w:top w:val="single" w:sz="4" w:space="0" w:color="CCCCCC"/>
               <w:start w:val="single" w:sz="4" w:space="0" w:color="999999"/>
@@ -7796,7 +7608,7 @@
         </w:tc>
         <w:tc>
           <w:tcPr>
-            <w:tcW w:w="3501" w:type="dxa"/>
+            <w:tcW w:w="3502" w:type="dxa"/>
             <w:tcBorders>
               <w:top w:val="single" w:sz="4" w:space="0" w:color="CCCCCC"/>
               <w:start w:val="single" w:sz="4" w:space="0" w:color="CCCCCC"/>
@@ -7832,11 +7644,7 @@
             </w:pPr>
             <w:r>
               <w:rPr/>
-              <w:t xml:space="preserve">→ </w:t>
-            </w:r>
-            <w:r>
-              <w:rPr/>
-              <w:t>Iteration 7a: BFS-reachable highlights.</w:t>
+              <w:t>→ Iteration 7a: BFS-reachable highlights.</w:t>
             </w:r>
           </w:p>
         </w:tc>
@@ -7845,7 +7653,7 @@
         <w:trPr/>
         <w:tc>
           <w:tcPr>
-            <w:tcW w:w="1099" w:type="dxa"/>
+            <w:tcW w:w="1098" w:type="dxa"/>
             <w:tcBorders>
               <w:top w:val="single" w:sz="4" w:space="0" w:color="CCCCCC"/>
               <w:start w:val="single" w:sz="4" w:space="0" w:color="999999"/>
@@ -7866,7 +7674,7 @@
         </w:tc>
         <w:tc>
           <w:tcPr>
-            <w:tcW w:w="3501" w:type="dxa"/>
+            <w:tcW w:w="3502" w:type="dxa"/>
             <w:tcBorders>
               <w:top w:val="single" w:sz="4" w:space="0" w:color="CCCCCC"/>
               <w:start w:val="single" w:sz="4" w:space="0" w:color="CCCCCC"/>
@@ -7902,11 +7710,7 @@
             </w:pPr>
             <w:r>
               <w:rPr/>
-              <w:t xml:space="preserve">→ </w:t>
-            </w:r>
-            <w:r>
-              <w:rPr/>
-              <w:t>Iteration 7b: UnregisterEntity index fix.</w:t>
+              <w:t>→ Iteration 7b: UnregisterEntity index fix.</w:t>
             </w:r>
           </w:p>
         </w:tc>
@@ -7915,7 +7719,7 @@
         <w:trPr/>
         <w:tc>
           <w:tcPr>
-            <w:tcW w:w="1099" w:type="dxa"/>
+            <w:tcW w:w="1098" w:type="dxa"/>
             <w:tcBorders>
               <w:top w:val="single" w:sz="4" w:space="0" w:color="CCCCCC"/>
               <w:start w:val="single" w:sz="4" w:space="0" w:color="999999"/>
@@ -7936,7 +7740,7 @@
         </w:tc>
         <w:tc>
           <w:tcPr>
-            <w:tcW w:w="3501" w:type="dxa"/>
+            <w:tcW w:w="3502" w:type="dxa"/>
             <w:tcBorders>
               <w:top w:val="single" w:sz="4" w:space="0" w:color="CCCCCC"/>
               <w:start w:val="single" w:sz="4" w:space="0" w:color="CCCCCC"/>
@@ -7972,11 +7776,7 @@
             </w:pPr>
             <w:r>
               <w:rPr/>
-              <w:t xml:space="preserve">→ </w:t>
-            </w:r>
-            <w:r>
-              <w:rPr/>
-              <w:t>Iteration 8: occupancy check on path goal + approach-slot fallback.</w:t>
+              <w:t>→ Iteration 8: occupancy check on path goal + approach-slot fallback.</w:t>
             </w:r>
           </w:p>
         </w:tc>
@@ -7985,7 +7785,7 @@
         <w:trPr/>
         <w:tc>
           <w:tcPr>
-            <w:tcW w:w="1099" w:type="dxa"/>
+            <w:tcW w:w="1098" w:type="dxa"/>
             <w:tcBorders>
               <w:top w:val="single" w:sz="4" w:space="0" w:color="CCCCCC"/>
               <w:start w:val="single" w:sz="4" w:space="0" w:color="999999"/>
@@ -8006,7 +7806,7 @@
         </w:tc>
         <w:tc>
           <w:tcPr>
-            <w:tcW w:w="3501" w:type="dxa"/>
+            <w:tcW w:w="3502" w:type="dxa"/>
             <w:tcBorders>
               <w:top w:val="single" w:sz="4" w:space="0" w:color="CCCCCC"/>
               <w:start w:val="single" w:sz="4" w:space="0" w:color="CCCCCC"/>
@@ -8042,11 +7842,7 @@
             </w:pPr>
             <w:r>
               <w:rPr/>
-              <w:t xml:space="preserve">→ </w:t>
-            </w:r>
-            <w:r>
-              <w:rPr/>
-              <w:t>Iterations 9 &amp; 10: two-phase Space input + ranged cross-splash (base 12).</w:t>
+              <w:t>→ Iterations 9 &amp; 10: two-phase Space input + ranged cross-splash (base 12).</w:t>
             </w:r>
           </w:p>
         </w:tc>
@@ -8055,7 +7851,7 @@
         <w:trPr/>
         <w:tc>
           <w:tcPr>
-            <w:tcW w:w="1099" w:type="dxa"/>
+            <w:tcW w:w="1098" w:type="dxa"/>
             <w:tcBorders>
               <w:top w:val="single" w:sz="4" w:space="0" w:color="CCCCCC"/>
               <w:start w:val="single" w:sz="4" w:space="0" w:color="999999"/>
@@ -8076,7 +7872,7 @@
         </w:tc>
         <w:tc>
           <w:tcPr>
-            <w:tcW w:w="3501" w:type="dxa"/>
+            <w:tcW w:w="3502" w:type="dxa"/>
             <w:tcBorders>
               <w:top w:val="single" w:sz="4" w:space="0" w:color="CCCCCC"/>
               <w:start w:val="single" w:sz="4" w:space="0" w:color="CCCCCC"/>
@@ -8112,11 +7908,103 @@
             </w:pPr>
             <w:r>
               <w:rPr/>
-              <w:t xml:space="preserve">→ </w:t>
-            </w:r>
-            <w:r>
-              <w:rPr/>
-              <w:t>Iterations 11–13: phase-based music, typewriter intro, redesigned menu + settings.</w:t>
+              <w:t>→ Iterations 11–13: phase-based music, typewriter intro, redesigned menu + settings.</w:t>
+            </w:r>
+          </w:p>
+        </w:tc>
+      </w:tr>
+      <w:tr>
+        <w:tc>
+          <w:tcPr>
+            <w:tcW w:w="1100" w:type="dxa"/>
+          </w:tcPr>
+          <w:p>
+            <w:r>
+              <w:t xml:space="preserve">Balance</w:t>
+            </w:r>
+          </w:p>
+        </w:tc>
+        <w:tc>
+          <w:tcPr>
+            <w:tcW w:w="3500" w:type="dxa"/>
+          </w:tcPr>
+          <w:p>
+            <w:r>
+              <w:t xml:space="preserve">“Melee AoE from turn 1 feels broken; ranged line doesn’t match the game feel.”</w:t>
+            </w:r>
+          </w:p>
+        </w:tc>
+        <w:tc>
+          <w:tcPr>
+            <w:tcW w:w="4760" w:type="dxa"/>
+          </w:tcPr>
+          <w:p>
+            <w:r>
+              <w:t xml:space="preserve">→ Iteration 14: single-target → AoE at 3 upgrades for both modes.</w:t>
+            </w:r>
+          </w:p>
+        </w:tc>
+      </w:tr>
+      <w:tr>
+        <w:tc>
+          <w:tcPr>
+            <w:tcW w:w="1100" w:type="dxa"/>
+          </w:tcPr>
+          <w:p>
+            <w:r>
+              <w:t xml:space="preserve">Controls</w:t>
+            </w:r>
+          </w:p>
+        </w:tc>
+        <w:tc>
+          <w:tcPr>
+            <w:tcW w:w="3500" w:type="dxa"/>
+          </w:tcPr>
+          <w:p>
+            <w:r>
+              <w:t xml:space="preserve">“I can’t read the controls. Didn’t know I could skip movement.”</w:t>
+            </w:r>
+          </w:p>
+        </w:tc>
+        <w:tc>
+          <w:tcPr>
+            <w:tcW w:w="4760" w:type="dxa"/>
+          </w:tcPr>
+          <w:p>
+            <w:r>
+              <w:t xml:space="preserve">→ Iteration 16: bottom-centre contextual guide panel with phase-aware prompts.</w:t>
+            </w:r>
+          </w:p>
+        </w:tc>
+      </w:tr>
+      <w:tr>
+        <w:tc>
+          <w:tcPr>
+            <w:tcW w:w="1100" w:type="dxa"/>
+          </w:tcPr>
+          <w:p>
+            <w:r>
+              <w:t xml:space="preserve">Spawn</w:t>
+            </w:r>
+          </w:p>
+        </w:tc>
+        <w:tc>
+          <w:tcPr>
+            <w:tcW w:w="3500" w:type="dxa"/>
+          </w:tcPr>
+          <w:p>
+            <w:r>
+              <w:t xml:space="preserve">“I spawned trapped behind voids and couldn’t move at all.”</w:t>
+            </w:r>
+          </w:p>
+        </w:tc>
+        <w:tc>
+          <w:tcPr>
+            <w:tcW w:w="4760" w:type="dxa"/>
+          </w:tcPr>
+          <w:p>
+            <w:r>
+              <w:t xml:space="preserve">→ Iteration 17: largest-connected-component + walkable-neighbour spawn safety.</w:t>
             </w:r>
           </w:p>
         </w:tc>
@@ -8129,6 +8017,15 @@
       </w:pPr>
       <w:r>
         <w:rPr/>
+      </w:r>
+    </w:p>
+    <w:p>
+      <w:pPr>
+        <w:pStyle w:val="Heading1"/>
+        <w:rPr/>
+      </w:pPr>
+      <w:r>
+        <w:rPr/>
         <w:t>Iteration History</w:t>
       </w:r>
     </w:p>
@@ -8139,7 +8036,7 @@
       </w:pPr>
       <w:r>
         <w:rPr/>
-        <w:t>Detailed reasoning for each of the thirteen iterations the prototype has gone through.</w:t>
+        <w:t>Detailed reasoning for each of the seventeen iterations the prototype has gone through.</w:t>
       </w:r>
     </w:p>
     <w:p>
@@ -8351,12 +8248,54 @@
       </w:r>
     </w:p>
     <w:p>
+      <w:r>
+        <w:rPr>
+          <w:b/>
+        </w:rPr>
+        <w:t xml:space="preserve">Iteration 14 — Attack progression rework. </w:t>
+      </w:r>
+      <w:r>
+        <w:t xml:space="preserve">Trigger: playtest 6 (melee AoE + ranged line felt unearned at level 1). Why: both attacks now start single-target and unlock their AoE form at 3 upgrades — melee earns the full 8-tile circle, ranged earns a 3×3 blast. This gives a clear power curve: early game is positional, late game is crowd-control. The old cross-splash and piercing-line were removed entirely.</w:t>
+      </w:r>
+    </w:p>
+    <w:p>
+      <w:r>
+        <w:rPr>
+          <w:b/>
+        </w:rPr>
+        <w:t xml:space="preserve">Iteration 15 — SFX pass (click, hit, power-up). </w:t>
+      </w:r>
+      <w:r>
+        <w:t xml:space="preserve">Trigger: playtest 6 (silent interactions). Why: added per-action one-shot sound effects — click.wav on valid UI/move/attack actions only (not dead clicks), hitHurt.wav when Shoki takes damage, powerUp.wav on upgrade selection. A dedicated SFX AudioSource keeps one-shots independent of the looping music. Removed the laserShoot SFX as it didn’t match the game feel.</w:t>
+      </w:r>
+    </w:p>
+    <w:p>
+      <w:r>
+        <w:rPr>
+          <w:b/>
+        </w:rPr>
+        <w:t xml:space="preserve">Iteration 16 — Contextual controls guide + art pass. </w:t>
+      </w:r>
+      <w:r>
+        <w:t xml:space="preserve">Trigger: playtest 7 (players couldn’t read the controls, didn’t know they could skip movement). Why: replaced the thin top-centre text with a bottom-centre panel that changes text by phase (“click a blue tile to MOVE — or press SPACE to skip to attacking”). Added real tile sprites (5 layers composited from one Aseprite file) and companion sprites (3 layers split), companion portrait previews on the pick screen, ground-tile variation (two textures randomised per tile), and a custom background image rendered behind the grid via BackgroundQuad.</w:t>
+      </w:r>
+    </w:p>
+    <w:p>
+      <w:r>
+        <w:rPr>
+          <w:b/>
+        </w:rPr>
+        <w:t xml:space="preserve">Iteration 17 — Spawn safety + visual alignment. </w:t>
+      </w:r>
+      <w:r>
+        <w:t xml:space="preserve">Trigger: playtest 8 (entities trapped at spawn; highlights misaligned after tile art change). Why: the spawn pool now uses a largest-connected-component flood-fill so player and enemies always land in the same reachable pocket; each candidate must have a walkable cardinal neighbour. Entity placement was lifted via GridToWorldEntity so characters visually stand on the tile’s top face. Highlight overlays were similarly lifted via HighlightYOffset. Spawn pool was expanded from perimeter-only to perimeter + interior (2× weight on edges) for non-linear wave layouts.</w:t>
+      </w:r>
+    </w:p>
+    <w:p>
       <w:pPr>
         <w:pStyle w:val="Heading1"/>
-        <w:rPr/>
-      </w:pPr>
-      <w:r>
-        <w:rPr/>
+      </w:pPr>
+      <w:r>
         <w:t>Lecture Learnings Coverage</w:t>
       </w:r>
     </w:p>
@@ -8613,7 +8552,7 @@
             </w:pPr>
             <w:r>
               <w:rPr/>
-              <w:t>Playtest Feedback Log + Iteration History (13 entries)</w:t>
+              <w:t>Playtest Feedback Log + Iteration History (17 entries)</w:t>
             </w:r>
           </w:p>
         </w:tc>
@@ -8907,7 +8846,7 @@
   <w:comment w:id="0" w:author="Andre" w:date="2014-01-08T09:16:00Z" w:initials="A">
     <w:p>
       <w:pPr>
-        <w:overflowPunct w:val="false"/>
+        <w:overflowPunct w:val="true"/>
         <w:rPr/>
       </w:pPr>
       <w:r>
@@ -8915,17 +8854,17 @@
       </w:r>
       <w:r>
         <w:rPr>
-          <w:rFonts w:cs="DejaVu Sans" w:ascii="Liberation Serif" w:hAnsi="Liberation Serif" w:eastAsia="DejaVu Sans"/>
+          <w:rFonts w:eastAsia="DejaVu Sans" w:cs="DejaVu Sans" w:ascii="Liberation Serif" w:hAnsi="Liberation Serif"/>
           <w:sz w:val="24"/>
           <w:szCs w:val="24"/>
-          <w:lang w:bidi="en-US" w:eastAsia="en-US" w:val="en-US"/>
+          <w:lang w:val="en-US" w:eastAsia="en-US" w:bidi="en-US"/>
         </w:rPr>
         <w:t>How does the player move through the game? Both through the interface and the game itself.</w:t>
       </w:r>
     </w:p>
     <w:p>
       <w:pPr>
-        <w:overflowPunct w:val="false"/>
+        <w:overflowPunct w:val="true"/>
         <w:rPr/>
       </w:pPr>
       <w:r>
@@ -8941,7 +8880,7 @@
   <w:comment w:id="1" w:author="Andre" w:date="2014-01-08T09:16:00Z" w:initials="A">
     <w:p>
       <w:pPr>
-        <w:overflowPunct w:val="false"/>
+        <w:overflowPunct w:val="true"/>
         <w:rPr/>
       </w:pPr>
       <w:r>
@@ -8949,17 +8888,17 @@
       </w:r>
       <w:r>
         <w:rPr>
-          <w:rFonts w:cs="DejaVu Sans" w:ascii="Liberation Serif" w:hAnsi="Liberation Serif" w:eastAsia="DejaVu Sans"/>
+          <w:rFonts w:eastAsia="DejaVu Sans" w:cs="DejaVu Sans" w:ascii="Liberation Serif" w:hAnsi="Liberation Serif"/>
           <w:sz w:val="24"/>
           <w:szCs w:val="24"/>
-          <w:lang w:bidi="en-US" w:eastAsia="en-US" w:val="en-US"/>
+          <w:lang w:val="en-US" w:eastAsia="en-US" w:bidi="en-US"/>
         </w:rPr>
         <w:t>What is the basic look and feel of the game?  What is the visual style?</w:t>
       </w:r>
     </w:p>
     <w:p>
       <w:pPr>
-        <w:overflowPunct w:val="false"/>
+        <w:overflowPunct w:val="true"/>
         <w:rPr/>
       </w:pPr>
       <w:r>
@@ -8975,7 +8914,7 @@
   <w:comment w:id="2" w:author="Andre" w:date="2014-01-08T09:18:00Z" w:initials="A">
     <w:p>
       <w:pPr>
-        <w:overflowPunct w:val="false"/>
+        <w:overflowPunct w:val="true"/>
         <w:rPr/>
       </w:pPr>
       <w:r>
@@ -8983,10 +8922,10 @@
       </w:r>
       <w:r>
         <w:rPr>
-          <w:rFonts w:cs="DejaVu Sans" w:ascii="Liberation Serif" w:hAnsi="Liberation Serif" w:eastAsia="DejaVu Sans"/>
+          <w:rFonts w:eastAsia="DejaVu Sans" w:cs="DejaVu Sans" w:ascii="Liberation Serif" w:hAnsi="Liberation Serif"/>
           <w:sz w:val="24"/>
           <w:szCs w:val="24"/>
-          <w:lang w:bidi="en-US" w:eastAsia="en-US" w:val="en-US"/>
+          <w:lang w:val="en-US" w:eastAsia="en-US" w:bidi="en-US"/>
         </w:rPr>
         <w:t>What are the objectives of the game?</w:t>
       </w:r>
@@ -8995,7 +8934,7 @@
   <w:comment w:id="3" w:author="Andre" w:date="2014-01-08T09:18:00Z" w:initials="A">
     <w:p>
       <w:pPr>
-        <w:overflowPunct w:val="false"/>
+        <w:overflowPunct w:val="true"/>
         <w:rPr/>
       </w:pPr>
       <w:r>
@@ -9003,10 +8942,10 @@
       </w:r>
       <w:r>
         <w:rPr>
-          <w:rFonts w:cs="DejaVu Sans" w:ascii="Liberation Serif" w:hAnsi="Liberation Serif" w:eastAsia="DejaVu Sans"/>
+          <w:rFonts w:eastAsia="DejaVu Sans" w:cs="DejaVu Sans" w:ascii="Liberation Serif" w:hAnsi="Liberation Serif"/>
           <w:sz w:val="24"/>
           <w:szCs w:val="24"/>
-          <w:lang w:bidi="en-US" w:eastAsia="en-US" w:val="en-US"/>
+          <w:lang w:val="en-US" w:eastAsia="en-US" w:bidi="en-US"/>
         </w:rPr>
         <w:t>How does the game flow for the game player</w:t>
       </w:r>
@@ -9015,7 +8954,7 @@
   <w:comment w:id="4" w:author="Andre" w:date="2014-01-07T15:38:00Z" w:initials="A">
     <w:p>
       <w:pPr>
-        <w:overflowPunct w:val="false"/>
+        <w:overflowPunct w:val="true"/>
         <w:rPr/>
       </w:pPr>
       <w:r>
@@ -9023,17 +8962,17 @@
       </w:r>
       <w:r>
         <w:rPr>
-          <w:rFonts w:cs="DejaVu Sans" w:ascii="Liberation Serif" w:hAnsi="Liberation Serif" w:eastAsia="DejaVu Sans"/>
+          <w:rFonts w:eastAsia="DejaVu Sans" w:cs="DejaVu Sans" w:ascii="Liberation Serif" w:hAnsi="Liberation Serif"/>
           <w:sz w:val="24"/>
           <w:szCs w:val="24"/>
-          <w:lang w:bidi="en-US" w:eastAsia="en-US" w:val="en-US"/>
+          <w:lang w:val="en-US" w:eastAsia="en-US" w:bidi="en-US"/>
         </w:rPr>
         <w:t>What are the rules to the game, both implicit and explicit.  This is the model of the universe that the game works under.  Think of it as a simulation of a world, how do all the pieces interact?  This can be a very large section.</w:t>
       </w:r>
     </w:p>
     <w:p>
       <w:pPr>
-        <w:overflowPunct w:val="false"/>
+        <w:overflowPunct w:val="true"/>
         <w:rPr/>
       </w:pPr>
       <w:r>
@@ -9049,7 +8988,7 @@
   <w:comment w:id="5" w:author="Andre" w:date="2014-01-08T09:19:00Z" w:initials="A">
     <w:p>
       <w:pPr>
-        <w:overflowPunct w:val="false"/>
+        <w:overflowPunct w:val="true"/>
         <w:rPr/>
       </w:pPr>
       <w:r>
@@ -9057,10 +8996,10 @@
       </w:r>
       <w:r>
         <w:rPr>
-          <w:rFonts w:cs="DejaVu Sans" w:ascii="Liberation Serif" w:hAnsi="Liberation Serif" w:eastAsia="DejaVu Sans"/>
+          <w:rFonts w:eastAsia="DejaVu Sans" w:cs="DejaVu Sans" w:ascii="Liberation Serif" w:hAnsi="Liberation Serif"/>
           <w:sz w:val="24"/>
           <w:szCs w:val="24"/>
-          <w:lang w:bidi="en-US" w:eastAsia="en-US" w:val="en-US"/>
+          <w:lang w:val="en-US" w:eastAsia="en-US" w:bidi="en-US"/>
         </w:rPr>
         <w:t>How does the physical universe work?</w:t>
       </w:r>
@@ -9069,7 +9008,7 @@
   <w:comment w:id="6" w:author="Andre" w:date="2014-01-08T09:19:00Z" w:initials="A">
     <w:p>
       <w:pPr>
-        <w:overflowPunct w:val="false"/>
+        <w:overflowPunct w:val="true"/>
         <w:rPr/>
       </w:pPr>
       <w:r>
@@ -9077,10 +9016,10 @@
       </w:r>
       <w:r>
         <w:rPr>
-          <w:rFonts w:cs="DejaVu Sans" w:ascii="Liberation Serif" w:hAnsi="Liberation Serif" w:eastAsia="DejaVu Sans"/>
+          <w:rFonts w:eastAsia="DejaVu Sans" w:cs="DejaVu Sans" w:ascii="Liberation Serif" w:hAnsi="Liberation Serif"/>
           <w:sz w:val="24"/>
           <w:szCs w:val="24"/>
-          <w:lang w:bidi="en-US" w:eastAsia="en-US" w:val="en-US"/>
+          <w:lang w:val="en-US" w:eastAsia="en-US" w:bidi="en-US"/>
         </w:rPr>
         <w:t>If there is combat or even conflict, how is this specifically modeled?</w:t>
       </w:r>
@@ -9089,7 +9028,7 @@
   <w:comment w:id="7" w:author="Andre" w:date="2014-01-08T09:19:00Z" w:initials="A">
     <w:p>
       <w:pPr>
-        <w:overflowPunct w:val="false"/>
+        <w:overflowPunct w:val="true"/>
         <w:rPr/>
       </w:pPr>
       <w:r>
@@ -9097,10 +9036,10 @@
       </w:r>
       <w:r>
         <w:rPr>
-          <w:rFonts w:cs="DejaVu Sans" w:ascii="Liberation Serif" w:hAnsi="Liberation Serif" w:eastAsia="DejaVu Sans"/>
+          <w:rFonts w:eastAsia="DejaVu Sans" w:cs="DejaVu Sans" w:ascii="Liberation Serif" w:hAnsi="Liberation Serif"/>
           <w:sz w:val="24"/>
           <w:szCs w:val="24"/>
-          <w:lang w:bidi="en-US" w:eastAsia="en-US" w:val="en-US"/>
+          <w:lang w:val="en-US" w:eastAsia="en-US" w:bidi="en-US"/>
         </w:rPr>
         <w:t>What is the economy of the game? How does it work?</w:t>
       </w:r>
@@ -9109,7 +9048,7 @@
   <w:comment w:id="8" w:author="Andre" w:date="2014-01-08T09:19:00Z" w:initials="A">
     <w:p>
       <w:pPr>
-        <w:overflowPunct w:val="false"/>
+        <w:overflowPunct w:val="true"/>
         <w:rPr/>
       </w:pPr>
       <w:r>
@@ -9117,10 +9056,10 @@
       </w:r>
       <w:r>
         <w:rPr>
-          <w:rFonts w:cs="DejaVu Sans" w:ascii="Liberation Serif" w:hAnsi="Liberation Serif" w:eastAsia="DejaVu Sans"/>
+          <w:rFonts w:eastAsia="DejaVu Sans" w:cs="DejaVu Sans" w:ascii="Liberation Serif" w:hAnsi="Liberation Serif"/>
           <w:sz w:val="24"/>
           <w:szCs w:val="24"/>
-          <w:lang w:bidi="en-US" w:eastAsia="en-US" w:val="en-US"/>
+          <w:lang w:val="en-US" w:eastAsia="en-US" w:bidi="en-US"/>
         </w:rPr>
         <w:t>A graphical description of how each screen is related to every other</w:t>
       </w:r>
@@ -9129,7 +9068,7 @@
   <w:comment w:id="9" w:author="Andre" w:date="2014-01-08T09:20:00Z" w:initials="A">
     <w:p>
       <w:pPr>
-        <w:overflowPunct w:val="false"/>
+        <w:overflowPunct w:val="true"/>
         <w:rPr/>
       </w:pPr>
       <w:r>
@@ -9137,10 +9076,10 @@
       </w:r>
       <w:r>
         <w:rPr>
-          <w:rFonts w:cs="DejaVu Sans" w:ascii="Liberation Serif" w:hAnsi="Liberation Serif" w:eastAsia="DejaVu Sans"/>
+          <w:rFonts w:eastAsia="DejaVu Sans" w:cs="DejaVu Sans" w:ascii="Liberation Serif" w:hAnsi="Liberation Serif"/>
           <w:sz w:val="24"/>
           <w:szCs w:val="24"/>
-          <w:lang w:bidi="en-US" w:eastAsia="en-US" w:val="en-US"/>
+          <w:lang w:val="en-US" w:eastAsia="en-US" w:bidi="en-US"/>
         </w:rPr>
         <w:t>What is the purpose of each screen?</w:t>
       </w:r>
@@ -9149,7 +9088,7 @@
   <w:comment w:id="10" w:author="Andre" w:date="2014-01-08T09:20:00Z" w:initials="A">
     <w:p>
       <w:pPr>
-        <w:overflowPunct w:val="false"/>
+        <w:overflowPunct w:val="true"/>
         <w:rPr/>
       </w:pPr>
       <w:r>
@@ -9157,10 +9096,10 @@
       </w:r>
       <w:r>
         <w:rPr>
-          <w:rFonts w:cs="DejaVu Sans" w:ascii="Liberation Serif" w:hAnsi="Liberation Serif" w:eastAsia="DejaVu Sans"/>
+          <w:rFonts w:eastAsia="DejaVu Sans" w:cs="DejaVu Sans" w:ascii="Liberation Serif" w:hAnsi="Liberation Serif"/>
           <w:sz w:val="24"/>
           <w:szCs w:val="24"/>
-          <w:lang w:bidi="en-US" w:eastAsia="en-US" w:val="en-US"/>
+          <w:lang w:val="en-US" w:eastAsia="en-US" w:bidi="en-US"/>
         </w:rPr>
         <w:t>What are the options and how do they affect game play and mechanics?</w:t>
       </w:r>
@@ -9169,7 +9108,7 @@
   <w:comment w:id="11" w:author="Andre" w:date="2014-01-07T15:37:00Z" w:initials="A">
     <w:p>
       <w:pPr>
-        <w:overflowPunct w:val="false"/>
+        <w:overflowPunct w:val="true"/>
         <w:rPr/>
       </w:pPr>
       <w:r>
@@ -9177,10 +9116,10 @@
       </w:r>
       <w:r>
         <w:rPr>
-          <w:rFonts w:cs="DejaVu Sans" w:ascii="Liberation Serif" w:hAnsi="Liberation Serif" w:eastAsia="DejaVu Sans"/>
+          <w:rFonts w:eastAsia="DejaVu Sans" w:cs="DejaVu Sans" w:ascii="Liberation Serif" w:hAnsi="Liberation Serif"/>
           <w:sz w:val="24"/>
           <w:szCs w:val="24"/>
-          <w:lang w:bidi="en-US" w:eastAsia="en-US" w:val="en-US"/>
+          <w:lang w:val="en-US" w:eastAsia="en-US" w:bidi="en-US"/>
         </w:rPr>
         <w:t xml:space="preserve">Specific details like scripts and cut scenes may not be in this document but be in the Story Bible.  </w:t>
       </w:r>
@@ -9189,7 +9128,7 @@
   <w:comment w:id="12" w:author="Andre" w:date="2014-01-07T15:34:00Z" w:initials="A">
     <w:p>
       <w:pPr>
-        <w:overflowPunct w:val="false"/>
+        <w:overflowPunct w:val="true"/>
         <w:rPr/>
       </w:pPr>
       <w:r>
@@ -9197,10 +9136,10 @@
       </w:r>
       <w:r>
         <w:rPr>
-          <w:rFonts w:cs="DejaVu Sans" w:ascii="Liberation Serif" w:hAnsi="Liberation Serif" w:eastAsia="DejaVu Sans"/>
+          <w:rFonts w:eastAsia="DejaVu Sans" w:cs="DejaVu Sans" w:ascii="Liberation Serif" w:hAnsi="Liberation Serif"/>
           <w:sz w:val="24"/>
           <w:szCs w:val="24"/>
-          <w:lang w:bidi="en-US" w:eastAsia="en-US" w:val="en-US"/>
+          <w:lang w:val="en-US" w:eastAsia="en-US" w:bidi="en-US"/>
         </w:rPr>
         <w:t>How does the game player control the game?   What are the specific commands?</w:t>
       </w:r>
@@ -9209,7 +9148,7 @@
   <w:comment w:id="13" w:author="Andre" w:date="2014-01-07T15:33:00Z" w:initials="A">
     <w:p>
       <w:pPr>
-        <w:overflowPunct w:val="false"/>
+        <w:overflowPunct w:val="true"/>
         <w:rPr/>
       </w:pPr>
       <w:r>
@@ -9217,10 +9156,10 @@
       </w:r>
       <w:r>
         <w:rPr>
-          <w:rFonts w:cs="DejaVu Sans" w:ascii="Liberation Serif" w:hAnsi="Liberation Serif" w:eastAsia="DejaVu Sans"/>
+          <w:rFonts w:eastAsia="DejaVu Sans" w:cs="DejaVu Sans" w:ascii="Liberation Serif" w:hAnsi="Liberation Serif"/>
           <w:sz w:val="24"/>
           <w:szCs w:val="24"/>
-          <w:lang w:bidi="en-US" w:eastAsia="en-US" w:val="en-US"/>
+          <w:lang w:val="en-US" w:eastAsia="en-US" w:bidi="en-US"/>
         </w:rPr>
         <w:t>The active opponent that plays against the game player and therefore requires strategic decision making (example, Civilization or Chess, how is it to be designed?</w:t>
       </w:r>
@@ -9229,7 +9168,7 @@
   <w:comment w:id="14" w:author="Andre" w:date="2014-01-07T15:33:00Z" w:initials="A">
     <w:p>
       <w:pPr>
-        <w:overflowPunct w:val="false"/>
+        <w:overflowPunct w:val="true"/>
         <w:rPr/>
       </w:pPr>
       <w:r>
@@ -9237,11 +9176,11 @@
       </w:r>
       <w:r>
         <w:rPr>
-          <w:rFonts w:cs="DejaVu Sans" w:ascii="Liberation Serif" w:hAnsi="Liberation Serif" w:eastAsia="DejaVu Sans"/>
+          <w:rFonts w:eastAsia="DejaVu Sans" w:cs="DejaVu Sans" w:ascii="Liberation Serif" w:hAnsi="Liberation Serif"/>
           <w:b/>
           <w:sz w:val="18"/>
           <w:szCs w:val="24"/>
-          <w:lang w:bidi="en-US" w:eastAsia="en-US" w:val="en-US"/>
+          <w:lang w:val="en-US" w:eastAsia="en-US" w:bidi="en-US"/>
         </w:rPr>
         <w:t>This may be abbreviated with content from the Technical Bible</w:t>
       </w:r>
@@ -9250,7 +9189,7 @@
   <w:comment w:id="15" w:author="Andre" w:date="2014-01-07T15:33:00Z" w:initials="A">
     <w:p>
       <w:pPr>
-        <w:overflowPunct w:val="false"/>
+        <w:overflowPunct w:val="true"/>
         <w:rPr/>
       </w:pPr>
       <w:r>
@@ -9258,11 +9197,11 @@
       </w:r>
       <w:r>
         <w:rPr>
-          <w:rFonts w:cs="DejaVu Sans" w:ascii="Liberation Serif" w:hAnsi="Liberation Serif" w:eastAsia="DejaVu Sans"/>
+          <w:rFonts w:eastAsia="DejaVu Sans" w:cs="DejaVu Sans" w:ascii="Liberation Serif" w:hAnsi="Liberation Serif"/>
           <w:b/>
           <w:sz w:val="18"/>
           <w:szCs w:val="24"/>
-          <w:lang w:bidi="en-US" w:eastAsia="en-US" w:val="en-US"/>
+          <w:lang w:val="en-US" w:eastAsia="en-US" w:bidi="en-US"/>
         </w:rPr>
         <w:t>This may be abbreviated with content from an Art Bible</w:t>
       </w:r>
@@ -9430,6 +9369,7 @@
     <w:qFormat/>
     <w:pPr>
       <w:widowControl/>
+      <w:suppressAutoHyphens w:val="true"/>
       <w:bidi w:val="0"/>
       <w:spacing w:before="0" w:after="0"/>
       <w:jc w:val="start"/>

--- a/GDD/Shokis_Adventure_GDD.docx
+++ b/GDD/Shokis_Adventure_GDD.docx
@@ -6721,7 +6721,7 @@
       </w:pPr>
       <w:r>
         <w:rPr/>
-        <w:t>Music: opening.wav (menu/intro), round.wav (combat), gamefinished.wav (win/game-over) — looped, swapped by game state. SFX: key_click (keyboard-typing track for the intro crawl). Combat SFX remain post-prototype.</w:t>
+        <w:t xml:space="preserve">Music: opening.wav (menu/intro/loading), round.wav (combat), gamefinished.wav (win/game-over) — looped, swapped by game state, fade-in on each track change. SFX: key_click (intro typewriter), click.wav (valid UI/move/attack actions only — silent on dead clicks), hitHurt.wav (Shoki takes damage), powerUp.wav (upgrade selected). All one-shots use a dedicated AudioSource independent of the looping music track.</w:t>
       </w:r>
     </w:p>
     <w:p>
@@ -6907,7 +6907,7 @@
       </w:r>
       <w:r>
         <w:rPr/>
-        <w:t>every legal action is visualised before commitment (move + attack highlights); no hidden information (telegraphs + HP bars); minimal controls (click + Q + Space).</w:t>
+        <w:t xml:space="preserve">every legal action is visualised before commitment; no hidden information (telegraphs + HP bars); minimal controls (click + Q + Space). Bottom-centre guide panel changes text by phase. Attack AoE progression shown on the upgrade-screen button.</w:t>
       </w:r>
     </w:p>
     <w:p>
@@ -6939,7 +6939,7 @@
       </w:r>
       <w:r>
         <w:rPr/>
-        <w:t>hit-burst particles on every damage event; floating HP bars that shrink and colour-shift; smooth tile-to-tile walking; pulsing yellow telegraph tiles; post-wave heal feedback.</w:t>
+        <w:t xml:space="preserve">hit-burst particles on damage; per-trap colour-coded bursts; floating HP bars on turn-order portraits; smooth walking; pulsing telegraphs; heal feedback; music fade-in on every track change; JetBrains Mono throughout; full-viewport background art framing the grid; main menu crew shot introducing all four characters before the first button press.</w:t>
       </w:r>
     </w:p>
     <w:p>
@@ -8009,6 +8009,102 @@
           </w:p>
         </w:tc>
       </w:tr>
+      <w:tr>
+        <w:tc>
+          <w:tcPr>
+            <w:tcW w:w="1100" w:type="dxa"/>
+          </w:tcPr>
+          <w:p>
+            <w:r>
+              <w:t xml:space="preserve">Feel</w:t>
+            </w:r>
+          </w:p>
+        </w:tc>
+        <w:tc>
+          <w:tcPr>
+            <w:tcW w:w="3500" w:type="dxa"/>
+          </w:tcPr>
+          <w:p>
+            <w:r>
+              <w:t xml:space="preserve">“I couldn’t tell which trap hit me.”</w:t>
+            </w:r>
+          </w:p>
+        </w:tc>
+        <w:tc>
+          <w:tcPr>
+            <w:tcW w:w="4760" w:type="dxa"/>
+          </w:tcPr>
+          <w:p>
+            <w:r>
+              <w:t xml:space="preserve">→ Iteration 18: per-trap colour-coded particle bursts.</w:t>
+            </w:r>
+          </w:p>
+        </w:tc>
+      </w:tr>
+      <w:tr>
+        <w:tc>
+          <w:tcPr>
+            <w:tcW w:w="1100" w:type="dxa"/>
+          </w:tcPr>
+          <w:p>
+            <w:r>
+              <w:t xml:space="preserve">AI</w:t>
+            </w:r>
+          </w:p>
+        </w:tc>
+        <w:tc>
+          <w:tcPr>
+            <w:tcW w:w="3500" w:type="dxa"/>
+          </w:tcPr>
+          <w:p>
+            <w:r>
+              <w:t xml:space="preserve">“Enemies walked right next to me and did nothing.”</w:t>
+            </w:r>
+          </w:p>
+        </w:tc>
+        <w:tc>
+          <w:tcPr>
+            <w:tcW w:w="4760" w:type="dxa"/>
+          </w:tcPr>
+          <w:p>
+            <w:r>
+              <w:t xml:space="preserve">→ Iteration 19: melee fallback scan after blocked path.</w:t>
+            </w:r>
+          </w:p>
+        </w:tc>
+      </w:tr>
+      <w:tr>
+        <w:tc>
+          <w:tcPr>
+            <w:tcW w:w="1100" w:type="dxa"/>
+          </w:tcPr>
+          <w:p>
+            <w:r>
+              <w:t xml:space="preserve">Onboarding</w:t>
+            </w:r>
+          </w:p>
+        </w:tc>
+        <w:tc>
+          <w:tcPr>
+            <w:tcW w:w="3500" w:type="dxa"/>
+          </w:tcPr>
+          <w:p>
+            <w:r>
+              <w:t xml:space="preserve">“I didn’t know who I was picking on the companion screen.”</w:t>
+            </w:r>
+          </w:p>
+        </w:tc>
+        <w:tc>
+          <w:tcPr>
+            <w:tcW w:w="4760" w:type="dxa"/>
+          </w:tcPr>
+          <w:p>
+            <w:r>
+              <w:t xml:space="preserve">→ Iteration 20: menu crew shot + portrait previews on pick cards.</w:t>
+            </w:r>
+          </w:p>
+        </w:tc>
+      </w:tr>
     </w:tbl>
     <w:p>
       <w:pPr>
@@ -8036,7 +8132,7 @@
       </w:pPr>
       <w:r>
         <w:rPr/>
-        <w:t>Detailed reasoning for each of the seventeen iterations the prototype has gone through.</w:t>
+        <w:t>Detailed reasoning for each of the twenty iterations the prototype has gone through.</w:t>
       </w:r>
     </w:p>
     <w:p>
@@ -8289,6 +8385,48 @@
       </w:r>
       <w:r>
         <w:t xml:space="preserve">Trigger: playtest 8 (entities trapped at spawn; highlights misaligned after tile art change). Why: the spawn pool now uses a largest-connected-component flood-fill so player and enemies always land in the same reachable pocket; each candidate must have a walkable cardinal neighbour. Entity placement was lifted via GridToWorldEntity so characters visually stand on the tile’s top face. Highlight overlays were similarly lifted via HighlightYOffset. Spawn pool was expanded from perimeter-only to perimeter + interior (2× weight on edges) for non-linear wave layouts.</w:t>
+      </w:r>
+    </w:p>
+    <w:p>
+      <w:pPr>
+        <w:spacing w:before="60" w:after="60"/>
+      </w:pPr>
+      <w:r>
+        <w:rPr>
+          <w:b/>
+        </w:rPr>
+        <w:t xml:space="preserve">Iteration 18 — Trap particle feedback. </w:t>
+      </w:r>
+      <w:r>
+        <w:t xml:space="preserve">Trigger: playtest 8 (couldn’t tell which trap hit them). Why: colour-coded HitBurst per trap before damage — orange sparks (spike), deep red (pit, fires before TakeDamage), muddy brown (slow zone).</w:t>
+      </w:r>
+    </w:p>
+    <w:p>
+      <w:pPr>
+        <w:spacing w:before="60" w:after="60"/>
+      </w:pPr>
+      <w:r>
+        <w:rPr>
+          <w:b/>
+        </w:rPr>
+        <w:t xml:space="preserve">Iteration 19 — Enemy melee fallback attack. </w:t>
+      </w:r>
+      <w:r>
+        <w:t xml:space="preserve">Trigger: playtest 9 (enemies adjacent but silent). Why: path blockage left the enemy at an unplanned tile; PlannedAttack range check failed silently. Fallback scans all 8 neighbours after the primary attempt and attacks the first adjacent player-faction entity found.</w:t>
+      </w:r>
+    </w:p>
+    <w:p>
+      <w:pPr>
+        <w:spacing w:before="60" w:after="60"/>
+      </w:pPr>
+      <w:r>
+        <w:rPr>
+          <w:b/>
+        </w:rPr>
+        <w:t xml:space="preserve">Iteration 20 — Crew shot + companion portrait previews. </w:t>
+      </w:r>
+      <w:r>
+        <w:t xml:space="preserve">Trigger: onboarding (players didn’t recognise characters before picking). Why: main menu shows all four in a 2×2 group (back row 80%, front row 100%, bottom-aligned). Companion-pick cards show each character’s sprite above their stat block so players see who they’re choosing.</w:t>
       </w:r>
     </w:p>
     <w:p>
@@ -8552,7 +8690,7 @@
             </w:pPr>
             <w:r>
               <w:rPr/>
-              <w:t>Playtest Feedback Log + Iteration History (17 entries)</w:t>
+              <w:t>Playtest Feedback Log + Iteration History (20 entries)</w:t>
             </w:r>
           </w:p>
         </w:tc>
